--- a/SmartStart.docx
+++ b/SmartStart.docx
@@ -2185,13 +2185,13 @@
         <w:pStyle w:val="Heading1"/>
       </w:pPr>
       <w:r>
-        <w:t>En</w:t>
-      </w:r>
-      <w:r>
-        <w:t>D</w:t>
-      </w:r>
-      <w:r>
-        <w:t>less Land and Sea</w:t>
+        <w:t>Endless Land and Sea</w:t>
+      </w:r>
+      <w:r>
+        <w:t/>
+      </w:r>
+      <w:r>
+        <w:t/>
       </w:r>
     </w:p>
     <w:p>
@@ -2311,67 +2311,192 @@
     </w:p>
     <w:bookmarkEnd w:id="0"/>
     <w:p>
-      <w:r>
-        <w:t>When enabled, and the Fill size is set to 1, then any avatar arrival in the center will generate a new set of regions surrounding that region</w:t>
-      </w:r>
-      <w:r>
-        <w:t xml:space="preserve">. </w:t>
-      </w:r>
-      <w:r>
-        <w:t>These regions may be Temporary or Perm</w:t>
-      </w:r>
-      <w:r>
-        <w:t>a</w:t>
-      </w:r>
-      <w:r>
-        <w:t>nent</w:t>
-      </w:r>
-      <w:r>
-        <w:t xml:space="preserve">. </w:t>
-      </w:r>
-      <w:r>
-        <w:t xml:space="preserve">If set to </w:t>
-      </w:r>
-      <w:r>
-        <w:t>Temporary, when</w:t>
-      </w:r>
-      <w:r>
-        <w:t xml:space="preserve"> the avatar leaves, the regions will be </w:t>
-      </w:r>
-      <w:r>
-        <w:t>removed</w:t>
-      </w:r>
-      <w:r>
-        <w:t xml:space="preserve">, and all traces of the region </w:t>
-      </w:r>
-      <w:r>
-        <w:t xml:space="preserve">removed. </w:t>
-      </w:r>
-      <w:r>
-        <w:t xml:space="preserve">There is also a button to </w:t>
-      </w:r>
-      <w:r>
-        <w:t>remove</w:t>
-      </w:r>
-      <w:r>
-        <w:t xml:space="preserve"> all these regions on demand.</w:t>
-      </w:r>
-    </w:p>
-    <w:p>
-      <w:r>
-        <w:t xml:space="preserve">This setting shows Temporary regions are </w:t>
-      </w:r>
-      <w:r>
-        <w:t>Enabled, if</w:t>
-      </w:r>
-      <w:r>
-        <w:t xml:space="preserve"> the Enabled switch is </w:t>
-      </w:r>
-      <w:r>
-        <w:t>set, when</w:t>
-      </w:r>
-      <w:r>
-        <w:t xml:space="preserve"> an avatar arrives in a region a new DOS box will be generated with surrounding the center region.</w:t>
+      <w:pPr>
+        <w:pStyle w:val="Heading2"/>
+      </w:pPr>
+      <w:r>
+        <w:t xml:space="preserve">How it works</w:t>
+      </w:r>
+    </w:p>
+    <w:p>
+      <w:r>
+        <w:t xml:space="preserve">Think of a tic-tac-toe board. The region a visitor arrives in is the middle square.</w:t>
+      </w:r>
+    </w:p>
+    <w:p>
+      <w:r>
+        <w:t xml:space="preserve">- DreamGrid looks at the squares around it.</w:t>
+      </w:r>
+    </w:p>
+    <w:p>
+      <w:r>
+        <w:t xml:space="preserve">- Every empty square gets a new region with a random name, and DreamGrid starts it.</w:t>
+      </w:r>
+    </w:p>
+    <w:p>
+      <w:r>
+        <w:t xml:space="preserve">- When the visitor walks, flies or sails into a new region, that region becomes the middle square, and it all happens again.</w:t>
+      </w:r>
+    </w:p>
+    <w:p>
+      <w:r>
+        <w:t xml:space="preserve">So wherever a visitor goes, there is always more world ahead. They never reach the edge of the map.</w:t>
+      </w:r>
+    </w:p>
+    <w:p>
+      <w:pPr>
+        <w:pStyle w:val="Heading2"/>
+      </w:pPr>
+      <w:r>
+        <w:t xml:space="preserve">How far out it builds</w:t>
+      </w:r>
+    </w:p>
+    <w:p>
+      <w:r>
+        <w:t xml:space="preserve">The Fill Size sets how many rings of new regions are built around the visitor:</w:t>
+      </w:r>
+    </w:p>
+    <w:p>
+      <w:r>
+        <w:t xml:space="preserve">- 1 ring: up to 8 new regions.</w:t>
+      </w:r>
+    </w:p>
+    <w:p>
+      <w:r>
+        <w:t xml:space="preserve">- 2 rings: up to 24 new regions.</w:t>
+      </w:r>
+    </w:p>
+    <w:p>
+      <w:r>
+        <w:t xml:space="preserve">- 3 rings: up to 48 new regions.</w:t>
+      </w:r>
+    </w:p>
+    <w:p>
+      <w:r>
+        <w:t xml:space="preserve">Visitors can see about 4 regions away, so more rings fill the horizon. More rings look better, but need a stronger computer.</w:t>
+      </w:r>
+    </w:p>
+    <w:p>
+      <w:pPr>
+        <w:pStyle w:val="Heading2"/>
+      </w:pPr>
+      <w:r>
+        <w:t xml:space="preserve">What the new regions look like</w:t>
+      </w:r>
+    </w:p>
+    <w:p>
+      <w:r>
+        <w:t xml:space="preserve">- Water: open sea to sail or fly over.</w:t>
+      </w:r>
+    </w:p>
+    <w:p>
+      <w:r>
+        <w:t xml:space="preserve">- Land: ground to walk on, flat or with hills and mountains. Trees and plants can be added.</w:t>
+      </w:r>
+    </w:p>
+    <w:p>
+      <w:r>
+        <w:t xml:space="preserve">The Landscaping and Trees/Plants screens set how the land and plants look.</w:t>
+      </w:r>
+    </w:p>
+    <w:p>
+      <w:pPr>
+        <w:pStyle w:val="Heading2"/>
+      </w:pPr>
+      <w:r>
+        <w:t xml:space="preserve">Temporary regions</w:t>
+      </w:r>
+    </w:p>
+    <w:p>
+      <w:r>
+        <w:t xml:space="preserve">- Temporary on: when the visitor moves away, the regions built for them are deleted again. This saves memory and disk space.</w:t>
+      </w:r>
+    </w:p>
+    <w:p>
+      <w:r>
+        <w:t xml:space="preserve">- Temporary off: the new regions stay, and your world keeps growing.</w:t>
+      </w:r>
+    </w:p>
+    <w:p>
+      <w:r>
+        <w:t xml:space="preserve">Temporary only removes regions built by Endless Land and Sea. Regions you made yourself are never touched. If a visitor comes back to a place that was deleted, it is built fresh, so it may look different.</w:t>
+      </w:r>
+    </w:p>
+    <w:p>
+      <w:pPr>
+        <w:pStyle w:val="Heading2"/>
+      </w:pPr>
+      <w:r>
+        <w:t xml:space="preserve">Delete All Autofill Regions</w:t>
+      </w:r>
+    </w:p>
+    <w:p>
+      <w:r>
+        <w:t xml:space="preserve">This button removes every region Endless Land and Sea has built, at any time. Your own regions are never touched. Stop your regions first. The button asks you to confirm.</w:t>
+      </w:r>
+    </w:p>
+    <w:p>
+      <w:pPr>
+        <w:pStyle w:val="Heading2"/>
+      </w:pPr>
+      <w:r>
+        <w:t xml:space="preserve">Roads and Cities (coming soon)</w:t>
+      </w:r>
+    </w:p>
+    <w:p>
+      <w:r>
+        <w:t xml:space="preserve">A future version adds roads and cities to the new regions.</w:t>
+      </w:r>
+    </w:p>
+    <w:p>
+      <w:r>
+        <w:t xml:space="preserve">Each road region has roads leaving by some of its four sides: north, east, south or west.</w:t>
+      </w:r>
+    </w:p>
+    <w:p>
+      <w:r>
+        <w:rPr>
+          <w:b/>
+        </w:rPr>
+        <w:t xml:space="preserve">The one rule is that all roads must fit:</w:t>
+      </w:r>
+    </w:p>
+    <w:p>
+      <w:r>
+        <w:t xml:space="preserve">- A road leaving the east side meets a road coming in on the west side of the next region.</w:t>
+      </w:r>
+    </w:p>
+    <w:p>
+      <w:r>
+        <w:t xml:space="preserve">- A road leaving the north side meets a road coming in from the south.</w:t>
+      </w:r>
+    </w:p>
+    <w:p>
+      <w:r>
+        <w:t xml:space="preserve">- A side with no road faces a side with no road.</w:t>
+      </w:r>
+    </w:p>
+    <w:p>
+      <w:r>
+        <w:t xml:space="preserve">So roads never stop dead against a wall, and they never run into your own regions. Your Welcome region has no roads, so no new road ever points into it. DreamGrid picks each road region at random from the pieces that fit, so every trip can look a little different.</w:t>
+      </w:r>
+    </w:p>
+    <w:p>
+      <w:r>
+        <w:t xml:space="preserve">Roads cut each region into four corners. On a plain road region, DreamGrid can put a building, such as a gas station or a bakery, on none, some or all of the four corners. A City region already has all its buildings, so nothing is added to it.</w:t>
+      </w:r>
+    </w:p>
+    <w:p>
+      <w:pPr>
+        <w:pStyle w:val="Heading2"/>
+      </w:pPr>
+      <w:r>
+        <w:t xml:space="preserve">Building by hand</w:t>
+      </w:r>
+    </w:p>
+    <w:p>
+      <w:r>
+        <w:t xml:space="preserve">You can still place regions yourself. In the Region Map Editor, drag and drop water, road and city regions exactly where you want them.</w:t>
       </w:r>
       <w:bookmarkEnd w:id="1"/>
     </w:p>

--- a/SmartStart.docx
+++ b/SmartStart.docx
@@ -1,6 +1,6 @@
 
 <file path=word/document.xml><?xml version="1.0" encoding="utf-8"?>
-<w:document xmlns:wpc="http://schemas.microsoft.com/office/word/2010/wordprocessingCanvas" xmlns:cx="http://schemas.microsoft.com/office/drawing/2014/chartex" xmlns:cx1="http://schemas.microsoft.com/office/drawing/2015/9/8/chartex" xmlns:cx2="http://schemas.microsoft.com/office/drawing/2015/10/21/chartex" xmlns:cx3="http://schemas.microsoft.com/office/drawing/2016/5/9/chartex" xmlns:cx4="http://schemas.microsoft.com/office/drawing/2016/5/10/chartex" xmlns:cx5="http://schemas.microsoft.com/office/drawing/2016/5/11/chartex" xmlns:cx6="http://schemas.microsoft.com/office/drawing/2016/5/12/chartex" xmlns:cx7="http://schemas.microsoft.com/office/drawing/2016/5/13/chartex" xmlns:cx8="http://schemas.microsoft.com/office/drawing/2016/5/14/chartex" xmlns:mc="http://schemas.openxmlformats.org/markup-compatibility/2006" xmlns:aink="http://schemas.microsoft.com/office/drawing/2016/ink" xmlns:am3d="http://schemas.microsoft.com/office/drawing/2017/model3d" xmlns:o="urn:schemas-microsoft-com:office:office" xmlns:oel="http://schemas.microsoft.com/office/2019/extlst" xmlns:r="http://schemas.openxmlformats.org/officeDocument/2006/relationships" xmlns:m="http://schemas.openxmlformats.org/officeDocument/2006/math" xmlns:v="urn:schemas-microsoft-com:vml" xmlns:wp14="http://schemas.microsoft.com/office/word/2010/wordprocessingDrawing" xmlns:wp="http://schemas.openxmlformats.org/drawingml/2006/wordprocessingDrawing" xmlns:w10="urn:schemas-microsoft-com:office:word" xmlns:w="http://schemas.openxmlformats.org/wordprocessingml/2006/main" xmlns:w14="http://schemas.microsoft.com/office/word/2010/wordml" xmlns:w15="http://schemas.microsoft.com/office/word/2012/wordml" xmlns:w16cex="http://schemas.microsoft.com/office/word/2018/wordml/cex" xmlns:w16cid="http://schemas.microsoft.com/office/word/2016/wordml/cid" xmlns:w16="http://schemas.microsoft.com/office/word/2018/wordml" xmlns:w16du="http://schemas.microsoft.com/office/word/2023/wordml/word16du" xmlns:w16sdtdh="http://schemas.microsoft.com/office/word/2020/wordml/sdtdatahash" xmlns:w16se="http://schemas.microsoft.com/office/word/2015/wordml/symex" xmlns:wpg="http://schemas.microsoft.com/office/word/2010/wordprocessingGroup" xmlns:wpi="http://schemas.microsoft.com/office/word/2010/wordprocessingInk" xmlns:wne="http://schemas.microsoft.com/office/word/2006/wordml" xmlns:wps="http://schemas.microsoft.com/office/word/2010/wordprocessingShape" mc:Ignorable="w14 w15 w16se w16cid w16 w16cex w16sdtdh w16du wp14">
+<w:document xmlns:wpc="http://schemas.microsoft.com/office/word/2010/wordprocessingCanvas" xmlns:cx="http://schemas.microsoft.com/office/drawing/2014/chartex" xmlns:cx1="http://schemas.microsoft.com/office/drawing/2015/9/8/chartex" xmlns:cx2="http://schemas.microsoft.com/office/drawing/2015/10/21/chartex" xmlns:cx3="http://schemas.microsoft.com/office/drawing/2016/5/9/chartex" xmlns:cx4="http://schemas.microsoft.com/office/drawing/2016/5/10/chartex" xmlns:cx5="http://schemas.microsoft.com/office/drawing/2016/5/11/chartex" xmlns:cx6="http://schemas.microsoft.com/office/drawing/2016/5/12/chartex" xmlns:cx7="http://schemas.microsoft.com/office/drawing/2016/5/13/chartex" xmlns:cx8="http://schemas.microsoft.com/office/drawing/2016/5/14/chartex" xmlns:mc="http://schemas.openxmlformats.org/markup-compatibility/2006" xmlns:aink="http://schemas.microsoft.com/office/drawing/2016/ink" xmlns:am3d="http://schemas.microsoft.com/office/drawing/2017/model3d" xmlns:o="urn:schemas-microsoft-com:office:office" xmlns:oel="http://schemas.microsoft.com/office/2019/extlst" xmlns:r="http://schemas.openxmlformats.org/officeDocument/2006/relationships" xmlns:m="http://schemas.openxmlformats.org/officeDocument/2006/math" xmlns:v="urn:schemas-microsoft-com:vml" xmlns:wp14="http://schemas.microsoft.com/office/word/2010/wordprocessingDrawing" xmlns:wp="http://schemas.openxmlformats.org/drawingml/2006/wordprocessingDrawing" xmlns:w10="urn:schemas-microsoft-com:office:word" xmlns:w="http://schemas.openxmlformats.org/wordprocessingml/2006/main" xmlns:w14="http://schemas.microsoft.com/office/word/2010/wordml" xmlns:w15="http://schemas.microsoft.com/office/word/2012/wordml" xmlns:w16cex="http://schemas.microsoft.com/office/word/2018/wordml/cex" xmlns:w16cid="http://schemas.microsoft.com/office/word/2016/wordml/cid" xmlns:w16="http://schemas.microsoft.com/office/word/2018/wordml" xmlns:w16du="http://schemas.microsoft.com/office/word/2023/wordml/word16du" xmlns:w16sdtdh="http://schemas.microsoft.com/office/word/2020/wordml/sdtdatahash" xmlns:w16sdtfl="http://schemas.microsoft.com/office/word/2024/wordml/sdtformatlock" xmlns:w16se="http://schemas.microsoft.com/office/word/2015/wordml/symex" xmlns:wpg="http://schemas.microsoft.com/office/word/2010/wordprocessingGroup" xmlns:wpi="http://schemas.microsoft.com/office/word/2010/wordprocessingInk" xmlns:wne="http://schemas.microsoft.com/office/word/2006/wordml" xmlns:wps="http://schemas.microsoft.com/office/word/2010/wordprocessingShape" mc:Ignorable="w14 w15 w16se w16cid w16 w16cex w16sdtdh w16sdtfl w16du wp14">
   <w:body>
     <w:p>
       <w:pPr>
@@ -82,27 +82,13 @@
         <w:rPr>
           <w:rFonts w:eastAsia="Times New Roman"/>
         </w:rPr>
-        <w:t xml:space="preserve"> or </w:t>
-      </w:r>
-      <w:proofErr w:type="gramStart"/>
-      <w:r>
-        <w:rPr>
-          <w:rFonts w:eastAsia="Times New Roman"/>
-        </w:rPr>
-        <w:t xml:space="preserve">freeze </w:t>
-      </w:r>
-      <w:r>
-        <w:rPr>
-          <w:rFonts w:eastAsia="Times New Roman"/>
-        </w:rPr>
-        <w:t xml:space="preserve"> and</w:t>
-      </w:r>
-      <w:proofErr w:type="gramEnd"/>
-      <w:r>
-        <w:rPr>
-          <w:rFonts w:eastAsia="Times New Roman"/>
-        </w:rPr>
-        <w:t xml:space="preserve"> wait for a teleport before they start again</w:t>
+        <w:t xml:space="preserve"> or freeze </w:t>
+      </w:r>
+      <w:r>
+        <w:rPr>
+          <w:rFonts w:eastAsia="Times New Roman"/>
+        </w:rPr>
+        <w:t xml:space="preserve"> and wait for a teleport before they start again</w:t>
       </w:r>
       <w:r>
         <w:rPr>
@@ -137,7 +123,7 @@
                     <pic:cNvPicPr/>
                   </pic:nvPicPr>
                   <pic:blipFill>
-                    <a:blip r:embed="rId4"/>
+                    <a:blip r:embed="rId5"/>
                     <a:stretch>
                       <a:fillRect/>
                     </a:stretch>
@@ -248,7 +234,7 @@
                     </pic:cNvPicPr>
                   </pic:nvPicPr>
                   <pic:blipFill>
-                    <a:blip r:embed="rId5">
+                    <a:blip r:embed="rId6">
                       <a:extLst>
                         <a:ext uri="{28A0092B-C50C-407E-A947-70E740481C1C}">
                           <a14:useLocalDpi xmlns:a14="http://schemas.microsoft.com/office/drawing/2010/main" val="0"/>
@@ -559,7 +545,7 @@
                     <pic:cNvPicPr/>
                   </pic:nvPicPr>
                   <pic:blipFill>
-                    <a:blip r:embed="rId6"/>
+                    <a:blip r:embed="rId7"/>
                     <a:stretch>
                       <a:fillRect/>
                     </a:stretch>
@@ -582,19 +568,6 @@
     </w:p>
     <w:p>
       <w:pPr>
-        <w:rPr>
-          <w:rFonts w:ascii="Calibri" w:eastAsia="Times New Roman" w:hAnsi="Calibri" w:cs="Calibri"/>
-        </w:rPr>
-      </w:pPr>
-      <w:r>
-        <w:rPr>
-          <w:rFonts w:ascii="Calibri" w:eastAsia="Times New Roman" w:hAnsi="Calibri" w:cs="Calibri"/>
-        </w:rPr>
-        <w:t>There are two modes:  Suspend or Shut Down.</w:t>
-      </w:r>
-    </w:p>
-    <w:p>
-      <w:pPr>
         <w:pStyle w:val="Heading2"/>
         <w:rPr>
           <w:rFonts w:eastAsia="Times New Roman"/>
@@ -604,7 +577,122 @@
         <w:rPr>
           <w:rFonts w:eastAsia="Times New Roman"/>
         </w:rPr>
-        <w:t xml:space="preserve">Shutdown </w:t>
+        <w:t>Temporary Regions</w:t>
+      </w:r>
+    </w:p>
+    <w:p>
+      <w:pPr>
+        <w:rPr>
+          <w:rFonts w:eastAsia="Times New Roman"/>
+        </w:rPr>
+      </w:pPr>
+      <w:r>
+        <w:rPr>
+          <w:rFonts w:eastAsia="Times New Roman"/>
+        </w:rPr>
+        <w:t>•</w:t>
+      </w:r>
+      <w:r>
+        <w:rPr>
+          <w:rFonts w:eastAsia="Times New Roman"/>
+        </w:rPr>
+        <w:tab/>
+      </w:r>
+      <w:r>
+        <w:rPr>
+          <w:rFonts w:eastAsia="Times New Roman"/>
+        </w:rPr>
+        <w:t>T</w:t>
+      </w:r>
+      <w:r>
+        <w:rPr>
+          <w:rFonts w:eastAsia="Times New Roman"/>
+        </w:rPr>
+        <w:t>emporary Regions on: when the visitor moves away, DreamGrid deletes the regions built for the visitor. This saves memory and disk space.</w:t>
+      </w:r>
+    </w:p>
+    <w:p>
+      <w:pPr>
+        <w:rPr>
+          <w:rFonts w:eastAsia="Times New Roman"/>
+        </w:rPr>
+      </w:pPr>
+      <w:r>
+        <w:rPr>
+          <w:rFonts w:eastAsia="Times New Roman"/>
+        </w:rPr>
+        <w:t>•</w:t>
+      </w:r>
+      <w:r>
+        <w:rPr>
+          <w:rFonts w:eastAsia="Times New Roman"/>
+        </w:rPr>
+        <w:tab/>
+        <w:t>Temporary Regions off: the new regions stay, and your world keeps growing.</w:t>
+      </w:r>
+    </w:p>
+    <w:p>
+      <w:pPr>
+        <w:pStyle w:val="Heading2"/>
+        <w:rPr>
+          <w:rFonts w:eastAsia="Times New Roman"/>
+        </w:rPr>
+      </w:pPr>
+      <w:r>
+        <w:rPr>
+          <w:rFonts w:eastAsia="Times New Roman"/>
+        </w:rPr>
+        <w:t>Suspend or Shut Down.</w:t>
+      </w:r>
+    </w:p>
+    <w:p>
+      <w:pPr>
+        <w:rPr>
+          <w:rFonts w:eastAsia="Times New Roman"/>
+        </w:rPr>
+      </w:pPr>
+      <w:r>
+        <w:rPr>
+          <w:rFonts w:eastAsia="Times New Roman"/>
+        </w:rPr>
+        <w:t>Temporary Regions only remov</w:t>
+      </w:r>
+      <w:r>
+        <w:rPr>
+          <w:rFonts w:eastAsia="Times New Roman"/>
+        </w:rPr>
+        <w:t xml:space="preserve"> e</w:t>
+      </w:r>
+      <w:r>
+        <w:rPr>
+          <w:rFonts w:eastAsia="Times New Roman"/>
+        </w:rPr>
+        <w:t xml:space="preserve"> regios built by Endless Land and Sea. Regions you made yourself are never touched. If a visitor comes back to a place that was deleted, DreamGrid builds the place fresh, so the place may look different.</w:t>
+      </w:r>
+    </w:p>
+    <w:p>
+      <w:pPr>
+        <w:rPr>
+          <w:rFonts w:eastAsia="Times New Roman"/>
+        </w:rPr>
+      </w:pPr>
+      <w:r>
+        <w:rPr>
+          <w:rFonts w:eastAsia="Times New Roman"/>
+        </w:rPr>
+        <w:t xml:space="preserve">The Delete All Autofill Regions button removes every region Endless Land and Sea has built, at any time. Your own regions are never touched. The button asks you to confirm </w:t>
+      </w:r>
+      <w:r>
+        <w:rPr>
+          <w:rFonts w:eastAsia="Times New Roman"/>
+        </w:rPr>
+        <w:t>S</w:t>
+      </w:r>
+      <w:r>
+        <w:rPr>
+          <w:rFonts w:eastAsia="Times New Roman"/>
+        </w:rPr>
+        <w:t xml:space="preserve">hutdown </w:t>
       </w:r>
       <w:r>
         <w:rPr>
@@ -616,102 +704,102 @@
     <w:p>
       <w:pPr>
         <w:rPr>
-          <w:rFonts w:ascii="Calibri" w:eastAsia="Times New Roman" w:hAnsi="Calibri" w:cs="Calibri"/>
-        </w:rPr>
-      </w:pPr>
-      <w:r>
-        <w:rPr>
-          <w:rFonts w:ascii="Calibri" w:eastAsia="Times New Roman" w:hAnsi="Calibri" w:cs="Calibri"/>
+          <w:rFonts w:eastAsia="Times New Roman"/>
+        </w:rPr>
+      </w:pPr>
+      <w:r>
+        <w:rPr>
+          <w:rFonts w:eastAsia="Times New Roman"/>
         </w:rPr>
         <w:t xml:space="preserve">The system can be set to power down the region when no one is in it. This length of time is from 15 seconds upward. If no one is in the region, it will power down after the timer expires.  </w:t>
       </w:r>
       <w:r>
         <w:rPr>
-          <w:rFonts w:ascii="Calibri" w:eastAsia="Times New Roman" w:hAnsi="Calibri" w:cs="Calibri"/>
+          <w:rFonts w:eastAsia="Times New Roman"/>
         </w:rPr>
         <w:t xml:space="preserve">When set to </w:t>
       </w:r>
       <w:r>
         <w:rPr>
-          <w:rFonts w:ascii="Calibri" w:eastAsia="Times New Roman" w:hAnsi="Calibri" w:cs="Calibri"/>
+          <w:rFonts w:eastAsia="Times New Roman"/>
         </w:rPr>
         <w:t>Shutdown Mode</w:t>
       </w:r>
       <w:r>
         <w:rPr>
-          <w:rFonts w:ascii="Calibri" w:eastAsia="Times New Roman" w:hAnsi="Calibri" w:cs="Calibri"/>
+          <w:rFonts w:eastAsia="Times New Roman"/>
         </w:rPr>
         <w:t xml:space="preserve">, the system will boot all regions and then power it </w:t>
       </w:r>
       <w:r>
         <w:rPr>
-          <w:rFonts w:ascii="Calibri" w:eastAsia="Times New Roman" w:hAnsi="Calibri" w:cs="Calibri"/>
+          <w:rFonts w:eastAsia="Times New Roman"/>
         </w:rPr>
         <w:t xml:space="preserve">off </w:t>
       </w:r>
       <w:r>
         <w:rPr>
-          <w:rFonts w:ascii="Calibri" w:eastAsia="Times New Roman" w:hAnsi="Calibri" w:cs="Calibri"/>
+          <w:rFonts w:eastAsia="Times New Roman"/>
         </w:rPr>
         <w:t xml:space="preserve">with a </w:t>
       </w:r>
       <w:r>
         <w:rPr>
-          <w:rFonts w:ascii="Calibri" w:eastAsia="Times New Roman" w:hAnsi="Calibri" w:cs="Calibri"/>
+          <w:rFonts w:eastAsia="Times New Roman"/>
         </w:rPr>
         <w:t>‘</w:t>
       </w:r>
       <w:r>
         <w:rPr>
-          <w:rFonts w:ascii="Calibri" w:eastAsia="Times New Roman" w:hAnsi="Calibri" w:cs="Calibri"/>
+          <w:rFonts w:eastAsia="Times New Roman"/>
         </w:rPr>
         <w:t xml:space="preserve">quit’ </w:t>
       </w:r>
       <w:r>
         <w:rPr>
-          <w:rFonts w:ascii="Calibri" w:eastAsia="Times New Roman" w:hAnsi="Calibri" w:cs="Calibri"/>
+          <w:rFonts w:eastAsia="Times New Roman"/>
         </w:rPr>
         <w:t>after the “</w:t>
       </w:r>
       <w:r>
         <w:rPr>
-          <w:rFonts w:ascii="Calibri" w:eastAsia="Times New Roman" w:hAnsi="Calibri" w:cs="Calibri"/>
+          <w:rFonts w:eastAsia="Times New Roman"/>
         </w:rPr>
         <w:t>S</w:t>
       </w:r>
       <w:r>
         <w:rPr>
-          <w:rFonts w:ascii="Calibri" w:eastAsia="Times New Roman" w:hAnsi="Calibri" w:cs="Calibri"/>
+          <w:rFonts w:eastAsia="Times New Roman"/>
         </w:rPr>
         <w:t xml:space="preserve">hutdown In </w:t>
       </w:r>
       <w:r>
         <w:rPr>
-          <w:rFonts w:ascii="Calibri" w:eastAsia="Times New Roman" w:hAnsi="Calibri" w:cs="Calibri"/>
+          <w:rFonts w:eastAsia="Times New Roman"/>
         </w:rPr>
         <w:t>s</w:t>
       </w:r>
       <w:r>
         <w:rPr>
-          <w:rFonts w:ascii="Calibri" w:eastAsia="Times New Roman" w:hAnsi="Calibri" w:cs="Calibri"/>
+          <w:rFonts w:eastAsia="Times New Roman"/>
         </w:rPr>
         <w:t>econds”</w:t>
       </w:r>
       <w:r>
         <w:rPr>
-          <w:rFonts w:ascii="Calibri" w:eastAsia="Times New Roman" w:hAnsi="Calibri" w:cs="Calibri"/>
+          <w:rFonts w:eastAsia="Times New Roman"/>
         </w:rPr>
         <w:t xml:space="preserve"> delay happens</w:t>
       </w:r>
       <w:r>
         <w:rPr>
-          <w:rFonts w:ascii="Calibri" w:eastAsia="Times New Roman" w:hAnsi="Calibri" w:cs="Calibri"/>
+          <w:rFonts w:eastAsia="Times New Roman"/>
         </w:rPr>
         <w:t>. This registers the region as “Persistent” in Robust, so you can teleport to it</w:t>
       </w:r>
       <w:r>
         <w:rPr>
-          <w:rFonts w:ascii="Calibri" w:eastAsia="Times New Roman" w:hAnsi="Calibri" w:cs="Calibri"/>
+          <w:rFonts w:eastAsia="Times New Roman"/>
         </w:rPr>
         <w:t xml:space="preserve">. </w:t>
       </w:r>
@@ -734,19 +822,17 @@
         </w:rPr>
         <w:t xml:space="preserve"> if you are </w:t>
       </w:r>
-      <w:proofErr w:type="spellStart"/>
-      <w:r>
-        <w:rPr>
-          <w:rFonts w:ascii="Calibri" w:eastAsia="Times New Roman" w:hAnsi="Calibri" w:cs="Calibri"/>
-        </w:rPr>
-        <w:t>hypergriding</w:t>
-      </w:r>
-      <w:proofErr w:type="spellEnd"/>
-      <w:r>
-        <w:rPr>
-          <w:rFonts w:ascii="Calibri" w:eastAsia="Times New Roman" w:hAnsi="Calibri" w:cs="Calibri"/>
-        </w:rPr>
-        <w:t xml:space="preserve"> in.  </w:t>
+      <w:r>
+        <w:rPr>
+          <w:rFonts w:ascii="Calibri" w:eastAsia="Times New Roman" w:hAnsi="Calibri" w:cs="Calibri"/>
+        </w:rPr>
+        <w:t>com in g from the Hyper Grid</w:t>
+      </w:r>
+      <w:r>
+        <w:rPr>
+          <w:rFonts w:ascii="Calibri" w:eastAsia="Times New Roman" w:hAnsi="Calibri" w:cs="Calibri"/>
+        </w:rPr>
+        <w:t xml:space="preserve">.  </w:t>
       </w:r>
       <w:r>
         <w:rPr>
@@ -851,218 +937,59 @@
         <w:rPr>
           <w:rFonts w:eastAsia="Times New Roman"/>
         </w:rPr>
-        <w:t>Suspend</w:t>
-      </w:r>
-      <w:r>
-        <w:rPr>
-          <w:rFonts w:eastAsia="Times New Roman"/>
-        </w:rPr>
-        <w:t xml:space="preserve"> Mode</w:t>
-      </w:r>
-    </w:p>
-    <w:p>
-      <w:pPr>
-        <w:rPr>
-          <w:rFonts w:ascii="Calibri" w:eastAsia="Times New Roman" w:hAnsi="Calibri" w:cs="Calibri"/>
-        </w:rPr>
-      </w:pPr>
-      <w:r>
-        <w:rPr>
-          <w:rFonts w:ascii="Calibri" w:eastAsia="Times New Roman" w:hAnsi="Calibri" w:cs="Calibri"/>
-        </w:rPr>
-        <w:t>When set to suspend, the system will boot all regions and then power it off after the “shutdown In Seconds” passes</w:t>
-      </w:r>
-      <w:r>
-        <w:rPr>
-          <w:rFonts w:ascii="Calibri" w:eastAsia="Times New Roman" w:hAnsi="Calibri" w:cs="Calibri"/>
-        </w:rPr>
-        <w:t xml:space="preserve">. </w:t>
-      </w:r>
-      <w:r>
-        <w:rPr>
-          <w:rFonts w:ascii="Calibri" w:eastAsia="Times New Roman" w:hAnsi="Calibri" w:cs="Calibri"/>
-        </w:rPr>
-        <w:t>It works the same way as Shutdown in the way teleports work</w:t>
-      </w:r>
-      <w:r>
-        <w:rPr>
-          <w:rFonts w:ascii="Calibri" w:eastAsia="Times New Roman" w:hAnsi="Calibri" w:cs="Calibri"/>
-        </w:rPr>
-        <w:t xml:space="preserve">. </w:t>
-      </w:r>
-      <w:r>
-        <w:rPr>
-          <w:rFonts w:ascii="Calibri" w:eastAsia="Times New Roman" w:hAnsi="Calibri" w:cs="Calibri"/>
-        </w:rPr>
-        <w:t>However, after the region has run long enough for the timer to expire. It is not powered off</w:t>
-      </w:r>
-      <w:r>
-        <w:rPr>
-          <w:rFonts w:ascii="Calibri" w:eastAsia="Times New Roman" w:hAnsi="Calibri" w:cs="Calibri"/>
-        </w:rPr>
-        <w:t xml:space="preserve">. </w:t>
-      </w:r>
-      <w:r>
-        <w:rPr>
-          <w:rFonts w:ascii="Calibri" w:eastAsia="Times New Roman" w:hAnsi="Calibri" w:cs="Calibri"/>
-        </w:rPr>
-        <w:t>It is frozen</w:t>
-      </w:r>
-      <w:r>
-        <w:rPr>
-          <w:rFonts w:ascii="Calibri" w:eastAsia="Times New Roman" w:hAnsi="Calibri" w:cs="Calibri"/>
-        </w:rPr>
-        <w:t xml:space="preserve">. </w:t>
-      </w:r>
-      <w:r>
-        <w:rPr>
-          <w:rFonts w:ascii="Calibri" w:eastAsia="Times New Roman" w:hAnsi="Calibri" w:cs="Calibri"/>
-        </w:rPr>
-        <w:t xml:space="preserve">It </w:t>
-      </w:r>
-      <w:r>
-        <w:rPr>
-          <w:rFonts w:ascii="Calibri" w:eastAsia="Times New Roman" w:hAnsi="Calibri" w:cs="Calibri"/>
-        </w:rPr>
-        <w:t>stays</w:t>
-      </w:r>
-      <w:r>
-        <w:rPr>
-          <w:rFonts w:ascii="Calibri" w:eastAsia="Times New Roman" w:hAnsi="Calibri" w:cs="Calibri"/>
-        </w:rPr>
-        <w:t xml:space="preserve"> in RAM</w:t>
-      </w:r>
-      <w:r>
-        <w:rPr>
-          <w:rFonts w:ascii="Calibri" w:eastAsia="Times New Roman" w:hAnsi="Calibri" w:cs="Calibri"/>
-        </w:rPr>
-        <w:t xml:space="preserve">. </w:t>
-      </w:r>
-      <w:r>
-        <w:rPr>
-          <w:rFonts w:ascii="Calibri" w:eastAsia="Times New Roman" w:hAnsi="Calibri" w:cs="Calibri"/>
-        </w:rPr>
-        <w:t>The icon is an ice cube.</w:t>
-      </w:r>
-    </w:p>
-    <w:p>
-      <w:pPr>
-        <w:rPr>
-          <w:rFonts w:ascii="Calibri" w:eastAsia="Times New Roman" w:hAnsi="Calibri" w:cs="Calibri"/>
-        </w:rPr>
-      </w:pPr>
-      <w:r>
-        <w:rPr>
-          <w:rFonts w:ascii="Calibri" w:eastAsia="Times New Roman" w:hAnsi="Calibri" w:cs="Calibri"/>
-        </w:rPr>
-        <w:t>You will not be able to type or interact with a frozen region</w:t>
-      </w:r>
-      <w:r>
-        <w:rPr>
-          <w:rFonts w:ascii="Calibri" w:eastAsia="Times New Roman" w:hAnsi="Calibri" w:cs="Calibri"/>
-        </w:rPr>
-        <w:t xml:space="preserve">. </w:t>
-      </w:r>
-      <w:r>
-        <w:rPr>
-          <w:rFonts w:ascii="Calibri" w:eastAsia="Times New Roman" w:hAnsi="Calibri" w:cs="Calibri"/>
-        </w:rPr>
-        <w:t>You can thaw the region by clicking on the region name in the region panel. Then click “Console</w:t>
-      </w:r>
-      <w:r>
-        <w:rPr>
-          <w:rFonts w:ascii="Calibri" w:eastAsia="Times New Roman" w:hAnsi="Calibri" w:cs="Calibri"/>
-        </w:rPr>
-        <w:t>.”</w:t>
-      </w:r>
-      <w:r>
-        <w:rPr>
-          <w:rFonts w:ascii="Calibri" w:eastAsia="Times New Roman" w:hAnsi="Calibri" w:cs="Calibri"/>
-        </w:rPr>
-        <w:t xml:space="preserve">  The region will be unfrozen</w:t>
-      </w:r>
-      <w:r>
-        <w:rPr>
-          <w:rFonts w:ascii="Calibri" w:eastAsia="Times New Roman" w:hAnsi="Calibri" w:cs="Calibri"/>
-        </w:rPr>
-        <w:t xml:space="preserve"> for five minutes.</w:t>
-      </w:r>
-    </w:p>
-    <w:p>
-      <w:pPr>
-        <w:rPr>
-          <w:rFonts w:ascii="Calibri" w:eastAsia="Times New Roman" w:hAnsi="Calibri" w:cs="Calibri"/>
-        </w:rPr>
-      </w:pPr>
-      <w:r>
-        <w:rPr>
-          <w:rFonts w:ascii="Calibri" w:eastAsia="Times New Roman" w:hAnsi="Calibri" w:cs="Calibri"/>
-        </w:rPr>
-        <w:t xml:space="preserve">The power-on Region Ready delay </w:t>
-      </w:r>
-      <w:r>
-        <w:rPr>
-          <w:rFonts w:ascii="Calibri" w:eastAsia="Times New Roman" w:hAnsi="Calibri" w:cs="Calibri"/>
-        </w:rPr>
-        <w:t xml:space="preserve">is unused </w:t>
-      </w:r>
-      <w:r>
-        <w:rPr>
-          <w:rFonts w:ascii="Calibri" w:eastAsia="Times New Roman" w:hAnsi="Calibri" w:cs="Calibri"/>
-        </w:rPr>
-        <w:t xml:space="preserve">for Suspend Mode. The Shutdown in Seconds should usually be </w:t>
-      </w:r>
-      <w:r>
-        <w:rPr>
-          <w:rFonts w:ascii="Calibri" w:eastAsia="Times New Roman" w:hAnsi="Calibri" w:cs="Calibri"/>
-        </w:rPr>
-        <w:t xml:space="preserve">at least </w:t>
-      </w:r>
-      <w:proofErr w:type="gramStart"/>
-      <w:r>
-        <w:rPr>
-          <w:rFonts w:ascii="Calibri" w:eastAsia="Times New Roman" w:hAnsi="Calibri" w:cs="Calibri"/>
-        </w:rPr>
-        <w:t xml:space="preserve">20 </w:t>
-      </w:r>
-      <w:r>
-        <w:rPr>
-          <w:rFonts w:ascii="Calibri" w:eastAsia="Times New Roman" w:hAnsi="Calibri" w:cs="Calibri"/>
-        </w:rPr>
-        <w:t xml:space="preserve"> </w:t>
-      </w:r>
-      <w:r>
-        <w:rPr>
-          <w:rFonts w:ascii="Calibri" w:eastAsia="Times New Roman" w:hAnsi="Calibri" w:cs="Calibri"/>
-        </w:rPr>
-        <w:t>seconds</w:t>
-      </w:r>
-      <w:proofErr w:type="gramEnd"/>
-      <w:r>
-        <w:rPr>
-          <w:rFonts w:ascii="Calibri" w:eastAsia="Times New Roman" w:hAnsi="Calibri" w:cs="Calibri"/>
-        </w:rPr>
-        <w:t>,</w:t>
-      </w:r>
-      <w:r>
-        <w:rPr>
-          <w:rFonts w:ascii="Calibri" w:eastAsia="Times New Roman" w:hAnsi="Calibri" w:cs="Calibri"/>
-        </w:rPr>
-        <w:t xml:space="preserve"> or it can shut off before anyone arrives.</w:t>
-      </w:r>
-      <w:r>
-        <w:rPr>
-          <w:rFonts w:ascii="Calibri" w:eastAsia="Times New Roman" w:hAnsi="Calibri" w:cs="Calibri"/>
-        </w:rPr>
-        <w:t xml:space="preserve"> Minimum is 15 seconds.  </w:t>
-      </w:r>
-    </w:p>
-    <w:p>
-      <w:pPr>
-        <w:rPr>
-          <w:rFonts w:ascii="Calibri" w:eastAsia="Times New Roman" w:hAnsi="Calibri" w:cs="Calibri"/>
-        </w:rPr>
-      </w:pPr>
+        <w:t>Suspend Mode</w:t>
+      </w:r>
+    </w:p>
+    <w:p>
+      <w:pPr>
+        <w:rPr>
+          <w:rFonts w:ascii="Calibri" w:eastAsia="Times New Roman" w:hAnsi="Calibri" w:cs="Calibri"/>
+        </w:rPr>
+      </w:pPr>
+      <w:r>
+        <w:rPr>
+          <w:rFonts w:ascii="Calibri" w:eastAsia="Times New Roman" w:hAnsi="Calibri" w:cs="Calibri"/>
+        </w:rPr>
+        <w:t>When set to suspend, the system will boot all regions and then power it off after the “shutdown In Seconds” passes. It works the same way as Shutdown in the way teleports work. However, after the region has run long enough for the timer to expire. It is not powered off. It is frozen. It stays in RAM. The icon is an ice cube.</w:t>
+      </w:r>
+    </w:p>
+    <w:p>
+      <w:pPr>
+        <w:rPr>
+          <w:rFonts w:ascii="Calibri" w:eastAsia="Times New Roman" w:hAnsi="Calibri" w:cs="Calibri"/>
+        </w:rPr>
+      </w:pPr>
+      <w:r>
+        <w:rPr>
+          <w:rFonts w:ascii="Calibri" w:eastAsia="Times New Roman" w:hAnsi="Calibri" w:cs="Calibri"/>
+        </w:rPr>
+        <w:t>You will not be able to type or interact with a frozen region. You can thaw the region by clicking on the region name in the region panel. Then click “Console.”  The region will be unfrozen for five minutes.</w:t>
+      </w:r>
+    </w:p>
+    <w:p>
+      <w:pPr>
+        <w:rPr>
+          <w:rFonts w:ascii="Calibri" w:eastAsia="Times New Roman" w:hAnsi="Calibri" w:cs="Calibri"/>
+        </w:rPr>
+      </w:pPr>
+      <w:r>
+        <w:rPr>
+          <w:rFonts w:ascii="Calibri" w:eastAsia="Times New Roman" w:hAnsi="Calibri" w:cs="Calibri"/>
+        </w:rPr>
+        <w:t xml:space="preserve">The power-on Region Ready delay is unused for Suspend Mode. The Shutdown in Seconds should usually be at least 20  seconds, or it can shut off before anyone arrives. Minimum is </w:t>
+      </w:r>
+      <w:r>
+        <w:rPr>
+          <w:rFonts w:ascii="Calibri" w:eastAsia="Times New Roman" w:hAnsi="Calibri" w:cs="Calibri"/>
+        </w:rPr>
+        <w:t>0</w:t>
+      </w:r>
+      <w:r>
+        <w:rPr>
+          <w:rFonts w:ascii="Calibri" w:eastAsia="Times New Roman" w:hAnsi="Calibri" w:cs="Calibri"/>
+        </w:rPr>
+        <w:t xml:space="preserve">5 seconds.  </w:t>
+      </w:r>
     </w:p>
     <w:p>
       <w:pPr>
@@ -1209,7 +1136,7 @@
                     <pic:cNvPicPr/>
                   </pic:nvPicPr>
                   <pic:blipFill>
-                    <a:blip r:embed="rId7"/>
+                    <a:blip r:embed="rId8"/>
                     <a:stretch>
                       <a:fillRect/>
                     </a:stretch>
@@ -1256,7 +1183,7 @@
                     <pic:cNvPicPr/>
                   </pic:nvPicPr>
                   <pic:blipFill>
-                    <a:blip r:embed="rId8"/>
+                    <a:blip r:embed="rId9"/>
                     <a:stretch>
                       <a:fillRect/>
                     </a:stretch>
@@ -1302,7 +1229,7 @@
                     <pic:cNvPicPr/>
                   </pic:nvPicPr>
                   <pic:blipFill>
-                    <a:blip r:embed="rId9"/>
+                    <a:blip r:embed="rId10"/>
                     <a:stretch>
                       <a:fillRect/>
                     </a:stretch>
@@ -1987,7 +1914,7 @@
                     <pic:cNvPicPr/>
                   </pic:nvPicPr>
                   <pic:blipFill>
-                    <a:blip r:embed="rId10"/>
+                    <a:blip r:embed="rId11"/>
                     <a:stretch>
                       <a:fillRect/>
                     </a:stretch>
@@ -2158,7 +2085,7 @@
                     <pic:cNvPicPr/>
                   </pic:nvPicPr>
                   <pic:blipFill>
-                    <a:blip r:embed="rId11"/>
+                    <a:blip r:embed="rId12"/>
                     <a:stretch>
                       <a:fillRect/>
                     </a:stretch>
@@ -2187,12 +2114,6 @@
       <w:r>
         <w:t>Endless Land and Sea</w:t>
       </w:r>
-      <w:r>
-        <w:t/>
-      </w:r>
-      <w:r>
-        <w:t/>
-      </w:r>
     </w:p>
     <w:p>
       <w:r>
@@ -2288,7 +2209,7 @@
                     <pic:cNvPicPr/>
                   </pic:nvPicPr>
                   <pic:blipFill>
-                    <a:blip r:embed="rId12"/>
+                    <a:blip r:embed="rId13"/>
                     <a:stretch>
                       <a:fillRect/>
                     </a:stretch>
@@ -2315,32 +2236,32 @@
         <w:pStyle w:val="Heading2"/>
       </w:pPr>
       <w:r>
-        <w:t xml:space="preserve">How it works</w:t>
-      </w:r>
-    </w:p>
-    <w:p>
-      <w:r>
-        <w:t xml:space="preserve">Think of a tic-tac-toe board. The region a visitor arrives in is the middle square.</w:t>
-      </w:r>
-    </w:p>
-    <w:p>
-      <w:r>
-        <w:t xml:space="preserve">- DreamGrid looks at the squares around it.</w:t>
-      </w:r>
-    </w:p>
-    <w:p>
-      <w:r>
-        <w:t xml:space="preserve">- Every empty square gets a new region with a random name, and DreamGrid starts it.</w:t>
-      </w:r>
-    </w:p>
-    <w:p>
-      <w:r>
-        <w:t xml:space="preserve">- When the visitor walks, flies or sails into a new region, that region becomes the middle square, and it all happens again.</w:t>
-      </w:r>
-    </w:p>
-    <w:p>
-      <w:r>
-        <w:t xml:space="preserve">So wherever a visitor goes, there is always more world ahead. They never reach the edge of the map.</w:t>
+        <w:t>How it works</w:t>
+      </w:r>
+    </w:p>
+    <w:p>
+      <w:r>
+        <w:t>Think of a tic-tac-toe board. The region a visitor arrives in is the middle square.</w:t>
+      </w:r>
+    </w:p>
+    <w:p>
+      <w:r>
+        <w:t>- DreamGrid looks at the squares around it.</w:t>
+      </w:r>
+    </w:p>
+    <w:p>
+      <w:r>
+        <w:t>- Every empty square gets a new region with a random name, and DreamGrid starts it.</w:t>
+      </w:r>
+    </w:p>
+    <w:p>
+      <w:r>
+        <w:t>- When the visitor walks, flies or sails into a new region, that region becomes the middle square, and it all happens again.</w:t>
+      </w:r>
+    </w:p>
+    <w:p>
+      <w:r>
+        <w:t>So wherever a visitor goes, there is always more world ahead. They never reach the edge of the map.</w:t>
       </w:r>
     </w:p>
     <w:p>
@@ -2348,32 +2269,32 @@
         <w:pStyle w:val="Heading2"/>
       </w:pPr>
       <w:r>
-        <w:t xml:space="preserve">How far out it builds</w:t>
-      </w:r>
-    </w:p>
-    <w:p>
-      <w:r>
-        <w:t xml:space="preserve">The Fill Size sets how many rings of new regions are built around the visitor:</w:t>
-      </w:r>
-    </w:p>
-    <w:p>
-      <w:r>
-        <w:t xml:space="preserve">- 1 ring: up to 8 new regions.</w:t>
-      </w:r>
-    </w:p>
-    <w:p>
-      <w:r>
-        <w:t xml:space="preserve">- 2 rings: up to 24 new regions.</w:t>
-      </w:r>
-    </w:p>
-    <w:p>
-      <w:r>
-        <w:t xml:space="preserve">- 3 rings: up to 48 new regions.</w:t>
-      </w:r>
-    </w:p>
-    <w:p>
-      <w:r>
-        <w:t xml:space="preserve">Visitors can see about 4 regions away, so more rings fill the horizon. More rings look better, but need a stronger computer.</w:t>
+        <w:t>How far out it builds</w:t>
+      </w:r>
+    </w:p>
+    <w:p>
+      <w:r>
+        <w:t>The Fill Size sets how many rings of new regions are built around the visitor:</w:t>
+      </w:r>
+    </w:p>
+    <w:p>
+      <w:r>
+        <w:t>- 1 ring: up to 8 new regions.</w:t>
+      </w:r>
+    </w:p>
+    <w:p>
+      <w:r>
+        <w:t>- 2 rings: up to 24 new regions.</w:t>
+      </w:r>
+    </w:p>
+    <w:p>
+      <w:r>
+        <w:t>- 3 rings: up to 48 new regions.</w:t>
+      </w:r>
+    </w:p>
+    <w:p>
+      <w:r>
+        <w:t>Visitors can see about 4 regions away, so more rings fill the horizon. More rings look better, but need a stronger computer.</w:t>
       </w:r>
     </w:p>
     <w:p>
@@ -2381,22 +2302,22 @@
         <w:pStyle w:val="Heading2"/>
       </w:pPr>
       <w:r>
-        <w:t xml:space="preserve">What the new regions look like</w:t>
-      </w:r>
-    </w:p>
-    <w:p>
-      <w:r>
-        <w:t xml:space="preserve">- Water: open sea to sail or fly over.</w:t>
-      </w:r>
-    </w:p>
-    <w:p>
-      <w:r>
-        <w:t xml:space="preserve">- Land: ground to walk on, flat or with hills and mountains. Trees and plants can be added.</w:t>
-      </w:r>
-    </w:p>
-    <w:p>
-      <w:r>
-        <w:t xml:space="preserve">The Landscaping and Trees/Plants screens set how the land and plants look.</w:t>
+        <w:t>What the new regions look like</w:t>
+      </w:r>
+    </w:p>
+    <w:p>
+      <w:r>
+        <w:t>- Water: open sea to sail or fly over.</w:t>
+      </w:r>
+    </w:p>
+    <w:p>
+      <w:r>
+        <w:t>- Land: ground to walk on, flat or with hills and mountains. Trees and plants can be added.</w:t>
+      </w:r>
+    </w:p>
+    <w:p>
+      <w:r>
+        <w:t>The Landscaping and Trees/Plants screens set how the land and plants look.</w:t>
       </w:r>
     </w:p>
     <w:p>
@@ -2404,22 +2325,22 @@
         <w:pStyle w:val="Heading2"/>
       </w:pPr>
       <w:r>
-        <w:t xml:space="preserve">Temporary regions</w:t>
-      </w:r>
-    </w:p>
-    <w:p>
-      <w:r>
-        <w:t xml:space="preserve">- Temporary on: when the visitor moves away, the regions built for them are deleted again. This saves memory and disk space.</w:t>
-      </w:r>
-    </w:p>
-    <w:p>
-      <w:r>
-        <w:t xml:space="preserve">- Temporary off: the new regions stay, and your world keeps growing.</w:t>
-      </w:r>
-    </w:p>
-    <w:p>
-      <w:r>
-        <w:t xml:space="preserve">Temporary only removes regions built by Endless Land and Sea. Regions you made yourself are never touched. If a visitor comes back to a place that was deleted, it is built fresh, so it may look different.</w:t>
+        <w:t>Temporary regions</w:t>
+      </w:r>
+    </w:p>
+    <w:p>
+      <w:r>
+        <w:t>- Temporary on: when the visitor moves away, the regions built for them are deleted again. This saves memory and disk space.</w:t>
+      </w:r>
+    </w:p>
+    <w:p>
+      <w:r>
+        <w:t>- Temporary off: the new regions stay, and your world keeps growing.</w:t>
+      </w:r>
+    </w:p>
+    <w:p>
+      <w:r>
+        <w:t>Temporary only removes regions built by Endless Land and Sea. Regions you made yourself are never touched. If a visitor comes back to a place that was deleted, it is built fresh, so it may look different.</w:t>
       </w:r>
     </w:p>
     <w:p>
@@ -2427,12 +2348,35 @@
         <w:pStyle w:val="Heading2"/>
       </w:pPr>
       <w:r>
-        <w:t xml:space="preserve">Delete All Autofill Regions</w:t>
-      </w:r>
-    </w:p>
-    <w:p>
-      <w:r>
-        <w:t xml:space="preserve">This button removes every region Endless Land and Sea has built, at any time. Your own regions are never touched. Stop your regions first. The button asks you to confirm.</w:t>
+        <w:t>Delete All Autofill Regions</w:t>
+      </w:r>
+    </w:p>
+    <w:p>
+      <w:r>
+        <w:t>This button removes every region Endless Land and Sea has built, at any time. Your own regions are never touched. Stop your regions first. The button asks you to confirm.</w:t>
+      </w:r>
+    </w:p>
+    <w:p>
+      <w:r>
+        <w:t>Roads and Cities</w:t>
+      </w:r>
+    </w:p>
+    <w:p>
+      <w:pPr>
+        <w:pStyle w:val="Heading1"/>
+      </w:pPr>
+      <w:r>
+        <w:t>ENDLESS LAND AND SEA</w:t>
+      </w:r>
+    </w:p>
+    <w:p>
+      <w:r>
+        <w:t>Your world never has to end. Endless Land and Sea is part of SmartStart in DreamGrid. When a visitor travels, DreamGrid builds new regions around the visitor. Walk, fly or sail in any direction. There is always more land or sea ahead.</w:t>
+      </w:r>
+    </w:p>
+    <w:p>
+      <w:r>
+        <w:t>A region is one square of land or water in your virtual world, 256 meters on each side.</w:t>
       </w:r>
     </w:p>
     <w:p>
@@ -2440,50 +2384,968 @@
         <w:pStyle w:val="Heading2"/>
       </w:pPr>
       <w:r>
-        <w:t xml:space="preserve">Roads and Cities (coming soon)</w:t>
-      </w:r>
-    </w:p>
-    <w:p>
-      <w:r>
-        <w:t xml:space="preserve">A future version adds roads and cities to the new regions.</w:t>
-      </w:r>
-    </w:p>
-    <w:p>
-      <w:r>
-        <w:t xml:space="preserve">Each road region has roads leaving by some of its four sides: north, east, south or west.</w:t>
-      </w:r>
-    </w:p>
-    <w:p>
-      <w:r>
+        <w:t>WHAT ENDLESS LAND AND SEA DOES</w:t>
+      </w:r>
+    </w:p>
+    <w:p>
+      <w:r>
+        <w:t>Think of a tic-tac-toe board. The region a visitor arrives in is the middle square.</w:t>
+      </w:r>
+    </w:p>
+    <w:p>
+      <w:r>
+        <w:t>DreamGrid looks at the squares around the middle square.</w:t>
+      </w:r>
+    </w:p>
+    <w:p>
+      <w:r>
+        <w:t>Every empty square gets a new region with a random name, and DreamGrid starts the new region.</w:t>
+      </w:r>
+    </w:p>
+    <w:p>
+      <w:r>
+        <w:t>When the visitor walks, flies or sails into a new region, that region becomes the middle square. Then the same steps happen again.</w:t>
+      </w:r>
+    </w:p>
+    <w:p>
+      <w:r>
+        <w:t>So wherever a visitor goes, there is always more world ahead. Visitors never reach the edge of the map.</w:t>
+      </w:r>
+    </w:p>
+    <w:p>
+      <w:r>
+        <w:drawing>
+          <wp:inline distT="0" distB="0" distL="0" distR="0" wp14:anchorId="660351B8" wp14:editId="12445B2F">
+            <wp:extent cx="2505075" cy="2714625"/>
+            <wp:effectExtent l="0" t="0" r="9525" b="9525"/>
+            <wp:docPr id="1263144177" name="Picture 12" descr="The Endless Land and Sea tab"/>
+            <wp:cNvGraphicFramePr>
+              <a:graphicFrameLocks xmlns:a="http://schemas.openxmlformats.org/drawingml/2006/main" noChangeAspect="1"/>
+            </wp:cNvGraphicFramePr>
+            <a:graphic xmlns:a="http://schemas.openxmlformats.org/drawingml/2006/main">
+              <a:graphicData uri="http://schemas.openxmlformats.org/drawingml/2006/picture">
+                <pic:pic xmlns:pic="http://schemas.openxmlformats.org/drawingml/2006/picture">
+                  <pic:nvPicPr>
+                    <pic:cNvPr id="0" name="Picture 31" descr="The Endless Land and Sea tab"/>
+                    <pic:cNvPicPr>
+                      <a:picLocks noChangeAspect="1" noChangeArrowheads="1"/>
+                    </pic:cNvPicPr>
+                  </pic:nvPicPr>
+                  <pic:blipFill>
+                    <a:blip r:embed="rId13">
+                      <a:extLst>
+                        <a:ext uri="{28A0092B-C50C-407E-A947-70E740481C1C}">
+                          <a14:useLocalDpi xmlns:a14="http://schemas.microsoft.com/office/drawing/2010/main" val="0"/>
+                        </a:ext>
+                      </a:extLst>
+                    </a:blip>
+                    <a:srcRect/>
+                    <a:stretch>
+                      <a:fillRect/>
+                    </a:stretch>
+                  </pic:blipFill>
+                  <pic:spPr bwMode="auto">
+                    <a:xfrm>
+                      <a:off x="0" y="0"/>
+                      <a:ext cx="2505075" cy="2714625"/>
+                    </a:xfrm>
+                    <a:prstGeom prst="rect">
+                      <a:avLst/>
+                    </a:prstGeom>
+                    <a:noFill/>
+                    <a:ln>
+                      <a:noFill/>
+                    </a:ln>
+                  </pic:spPr>
+                </pic:pic>
+              </a:graphicData>
+            </a:graphic>
+          </wp:inline>
+        </w:drawing>
+      </w:r>
+    </w:p>
+    <w:p>
+      <w:r>
+        <w:rPr>
+          <w:i/>
+          <w:iCs/>
+        </w:rPr>
+        <w:t>The Endless Land and Sea tab in SmartStart</w:t>
+      </w:r>
+    </w:p>
+    <w:p>
+      <w:pPr>
+        <w:pStyle w:val="Heading2"/>
+      </w:pPr>
+      <w:r>
+        <w:t>HOW FAR OUT DREAMGRID BUILDS</w:t>
+      </w:r>
+    </w:p>
+    <w:p>
+      <w:r>
+        <w:t>The Fill Size sets how many rings of new regions DreamGrid builds around the visitor:</w:t>
+      </w:r>
+    </w:p>
+    <w:p>
+      <w:r>
+        <w:t>1 ring: up to 8 new regions.</w:t>
+      </w:r>
+    </w:p>
+    <w:p>
+      <w:r>
+        <w:t>2 rings: up to 24 new regions.</w:t>
+      </w:r>
+    </w:p>
+    <w:p>
+      <w:r>
+        <w:t>3 rings: up to 48 new regions.</w:t>
+      </w:r>
+    </w:p>
+    <w:p>
+      <w:r>
+        <w:t>Visitors can see about 4 regions away, so more rings fill the horizon. More rings look better, but need a stronger computer.</w:t>
+      </w:r>
+    </w:p>
+    <w:p>
+      <w:r>
+        <w:drawing>
+          <wp:inline distT="0" distB="0" distL="0" distR="0" wp14:anchorId="2862F93B" wp14:editId="300F8ED3">
+            <wp:extent cx="1790700" cy="1162050"/>
+            <wp:effectExtent l="0" t="0" r="0" b="0"/>
+            <wp:docPr id="452538928" name="Picture 11" descr="Fill Size 0"/>
+            <wp:cNvGraphicFramePr>
+              <a:graphicFrameLocks xmlns:a="http://schemas.openxmlformats.org/drawingml/2006/main" noChangeAspect="1"/>
+            </wp:cNvGraphicFramePr>
+            <a:graphic xmlns:a="http://schemas.openxmlformats.org/drawingml/2006/main">
+              <a:graphicData uri="http://schemas.openxmlformats.org/drawingml/2006/picture">
+                <pic:pic xmlns:pic="http://schemas.openxmlformats.org/drawingml/2006/picture">
+                  <pic:nvPicPr>
+                    <pic:cNvPr id="0" name="Picture 32" descr="Fill Size 0"/>
+                    <pic:cNvPicPr>
+                      <a:picLocks noChangeAspect="1" noChangeArrowheads="1"/>
+                    </pic:cNvPicPr>
+                  </pic:nvPicPr>
+                  <pic:blipFill>
+                    <a:blip r:embed="rId8">
+                      <a:extLst>
+                        <a:ext uri="{28A0092B-C50C-407E-A947-70E740481C1C}">
+                          <a14:useLocalDpi xmlns:a14="http://schemas.microsoft.com/office/drawing/2010/main" val="0"/>
+                        </a:ext>
+                      </a:extLst>
+                    </a:blip>
+                    <a:srcRect/>
+                    <a:stretch>
+                      <a:fillRect/>
+                    </a:stretch>
+                  </pic:blipFill>
+                  <pic:spPr bwMode="auto">
+                    <a:xfrm>
+                      <a:off x="0" y="0"/>
+                      <a:ext cx="1790700" cy="1162050"/>
+                    </a:xfrm>
+                    <a:prstGeom prst="rect">
+                      <a:avLst/>
+                    </a:prstGeom>
+                    <a:noFill/>
+                    <a:ln>
+                      <a:noFill/>
+                    </a:ln>
+                  </pic:spPr>
+                </pic:pic>
+              </a:graphicData>
+            </a:graphic>
+          </wp:inline>
+        </w:drawing>
+      </w:r>
+    </w:p>
+    <w:p>
+      <w:r>
+        <w:rPr>
+          <w:i/>
+          <w:iCs/>
+        </w:rPr>
+        <w:t>Fill Size 0: no new regions</w:t>
+      </w:r>
+    </w:p>
+    <w:p>
+      <w:r>
+        <w:drawing>
+          <wp:inline distT="0" distB="0" distL="0" distR="0" wp14:anchorId="780009CC" wp14:editId="284491F9">
+            <wp:extent cx="1781175" cy="1257300"/>
+            <wp:effectExtent l="0" t="0" r="9525" b="0"/>
+            <wp:docPr id="2000217267" name="Picture 10" descr="Fill Size 2"/>
+            <wp:cNvGraphicFramePr>
+              <a:graphicFrameLocks xmlns:a="http://schemas.openxmlformats.org/drawingml/2006/main" noChangeAspect="1"/>
+            </wp:cNvGraphicFramePr>
+            <a:graphic xmlns:a="http://schemas.openxmlformats.org/drawingml/2006/main">
+              <a:graphicData uri="http://schemas.openxmlformats.org/drawingml/2006/picture">
+                <pic:pic xmlns:pic="http://schemas.openxmlformats.org/drawingml/2006/picture">
+                  <pic:nvPicPr>
+                    <pic:cNvPr id="0" name="Picture 33" descr="Fill Size 2"/>
+                    <pic:cNvPicPr>
+                      <a:picLocks noChangeAspect="1" noChangeArrowheads="1"/>
+                    </pic:cNvPicPr>
+                  </pic:nvPicPr>
+                  <pic:blipFill>
+                    <a:blip r:embed="rId10">
+                      <a:extLst>
+                        <a:ext uri="{28A0092B-C50C-407E-A947-70E740481C1C}">
+                          <a14:useLocalDpi xmlns:a14="http://schemas.microsoft.com/office/drawing/2010/main" val="0"/>
+                        </a:ext>
+                      </a:extLst>
+                    </a:blip>
+                    <a:srcRect/>
+                    <a:stretch>
+                      <a:fillRect/>
+                    </a:stretch>
+                  </pic:blipFill>
+                  <pic:spPr bwMode="auto">
+                    <a:xfrm>
+                      <a:off x="0" y="0"/>
+                      <a:ext cx="1781175" cy="1257300"/>
+                    </a:xfrm>
+                    <a:prstGeom prst="rect">
+                      <a:avLst/>
+                    </a:prstGeom>
+                    <a:noFill/>
+                    <a:ln>
+                      <a:noFill/>
+                    </a:ln>
+                  </pic:spPr>
+                </pic:pic>
+              </a:graphicData>
+            </a:graphic>
+          </wp:inline>
+        </w:drawing>
+      </w:r>
+    </w:p>
+    <w:p>
+      <w:r>
+        <w:rPr>
+          <w:i/>
+          <w:iCs/>
+        </w:rPr>
+        <w:t>Fill Size 2: two rings of new regions around the visitor</w:t>
+      </w:r>
+    </w:p>
+    <w:p>
+      <w:r>
+        <w:t xml:space="preserve">Drive, walk or fly through a world of roads and towns that never ends. Endless Cities is part of </w:t>
+      </w:r>
+      <w:hyperlink r:id="rId14" w:history="1">
+        <w:r>
+          <w:rPr>
+            <w:rStyle w:val="Hyperlink"/>
+          </w:rPr>
+          <w:t>Endless Land and Sea</w:t>
+        </w:r>
+      </w:hyperlink>
+      <w:r>
+        <w:t xml:space="preserve"> in DreamGrid. As a visitor travels, DreamGrid builds new regions with roads, city blocks, parks, ponds and even airports. Every road meets a road on the next region.</w:t>
+      </w:r>
+    </w:p>
+    <w:p>
+      <w:r>
+        <w:t>A region is one square of land or water in your virtual world, 256 meters on each side.</w:t>
+      </w:r>
+    </w:p>
+    <w:p>
+      <w:r>
+        <w:drawing>
+          <wp:inline distT="0" distB="0" distL="0" distR="0" wp14:anchorId="579297F9" wp14:editId="419DB438">
+            <wp:extent cx="1905000" cy="1905000"/>
+            <wp:effectExtent l="0" t="0" r="0" b="0"/>
+            <wp:docPr id="1465102596" name="Picture 24" descr="A city block with crossroads"/>
+            <wp:cNvGraphicFramePr>
+              <a:graphicFrameLocks xmlns:a="http://schemas.openxmlformats.org/drawingml/2006/main" noChangeAspect="1"/>
+            </wp:cNvGraphicFramePr>
+            <a:graphic xmlns:a="http://schemas.openxmlformats.org/drawingml/2006/main">
+              <a:graphicData uri="http://schemas.openxmlformats.org/drawingml/2006/picture">
+                <pic:pic xmlns:pic="http://schemas.openxmlformats.org/drawingml/2006/picture">
+                  <pic:nvPicPr>
+                    <pic:cNvPr id="0" name="Picture 73" descr="A city block with crossroads"/>
+                    <pic:cNvPicPr>
+                      <a:picLocks noChangeAspect="1" noChangeArrowheads="1"/>
+                    </pic:cNvPicPr>
+                  </pic:nvPicPr>
+                  <pic:blipFill>
+                    <a:blip r:embed="rId15">
+                      <a:extLst>
+                        <a:ext uri="{28A0092B-C50C-407E-A947-70E740481C1C}">
+                          <a14:useLocalDpi xmlns:a14="http://schemas.microsoft.com/office/drawing/2010/main" val="0"/>
+                        </a:ext>
+                      </a:extLst>
+                    </a:blip>
+                    <a:srcRect/>
+                    <a:stretch>
+                      <a:fillRect/>
+                    </a:stretch>
+                  </pic:blipFill>
+                  <pic:spPr bwMode="auto">
+                    <a:xfrm>
+                      <a:off x="0" y="0"/>
+                      <a:ext cx="1905000" cy="1905000"/>
+                    </a:xfrm>
+                    <a:prstGeom prst="rect">
+                      <a:avLst/>
+                    </a:prstGeom>
+                    <a:noFill/>
+                    <a:ln>
+                      <a:noFill/>
+                    </a:ln>
+                  </pic:spPr>
+                </pic:pic>
+              </a:graphicData>
+            </a:graphic>
+          </wp:inline>
+        </w:drawing>
+      </w:r>
+      <w:r>
+        <w:drawing>
+          <wp:inline distT="0" distB="0" distL="0" distR="0" wp14:anchorId="2DDD07B2" wp14:editId="00069FFA">
+            <wp:extent cx="1905000" cy="1905000"/>
+            <wp:effectExtent l="0" t="0" r="0" b="0"/>
+            <wp:docPr id="314997239" name="Picture 23" descr="An airport"/>
+            <wp:cNvGraphicFramePr>
+              <a:graphicFrameLocks xmlns:a="http://schemas.openxmlformats.org/drawingml/2006/main" noChangeAspect="1"/>
+            </wp:cNvGraphicFramePr>
+            <a:graphic xmlns:a="http://schemas.openxmlformats.org/drawingml/2006/main">
+              <a:graphicData uri="http://schemas.openxmlformats.org/drawingml/2006/picture">
+                <pic:pic xmlns:pic="http://schemas.openxmlformats.org/drawingml/2006/picture">
+                  <pic:nvPicPr>
+                    <pic:cNvPr id="0" name="Picture 74" descr="An airport"/>
+                    <pic:cNvPicPr>
+                      <a:picLocks noChangeAspect="1" noChangeArrowheads="1"/>
+                    </pic:cNvPicPr>
+                  </pic:nvPicPr>
+                  <pic:blipFill>
+                    <a:blip r:embed="rId16">
+                      <a:extLst>
+                        <a:ext uri="{28A0092B-C50C-407E-A947-70E740481C1C}">
+                          <a14:useLocalDpi xmlns:a14="http://schemas.microsoft.com/office/drawing/2010/main" val="0"/>
+                        </a:ext>
+                      </a:extLst>
+                    </a:blip>
+                    <a:srcRect/>
+                    <a:stretch>
+                      <a:fillRect/>
+                    </a:stretch>
+                  </pic:blipFill>
+                  <pic:spPr bwMode="auto">
+                    <a:xfrm>
+                      <a:off x="0" y="0"/>
+                      <a:ext cx="1905000" cy="1905000"/>
+                    </a:xfrm>
+                    <a:prstGeom prst="rect">
+                      <a:avLst/>
+                    </a:prstGeom>
+                    <a:noFill/>
+                    <a:ln>
+                      <a:noFill/>
+                    </a:ln>
+                  </pic:spPr>
+                </pic:pic>
+              </a:graphicData>
+            </a:graphic>
+          </wp:inline>
+        </w:drawing>
+      </w:r>
+      <w:r>
+        <w:drawing>
+          <wp:inline distT="0" distB="0" distL="0" distR="0" wp14:anchorId="137D0225" wp14:editId="299ED5A8">
+            <wp:extent cx="1905000" cy="1905000"/>
+            <wp:effectExtent l="0" t="0" r="0" b="0"/>
+            <wp:docPr id="794625405" name="Picture 22" descr="A road with a T crossing"/>
+            <wp:cNvGraphicFramePr>
+              <a:graphicFrameLocks xmlns:a="http://schemas.openxmlformats.org/drawingml/2006/main" noChangeAspect="1"/>
+            </wp:cNvGraphicFramePr>
+            <a:graphic xmlns:a="http://schemas.openxmlformats.org/drawingml/2006/main">
+              <a:graphicData uri="http://schemas.openxmlformats.org/drawingml/2006/picture">
+                <pic:pic xmlns:pic="http://schemas.openxmlformats.org/drawingml/2006/picture">
+                  <pic:nvPicPr>
+                    <pic:cNvPr id="0" name="Picture 75" descr="A road with a T crossing"/>
+                    <pic:cNvPicPr>
+                      <a:picLocks noChangeAspect="1" noChangeArrowheads="1"/>
+                    </pic:cNvPicPr>
+                  </pic:nvPicPr>
+                  <pic:blipFill>
+                    <a:blip r:embed="rId17">
+                      <a:extLst>
+                        <a:ext uri="{28A0092B-C50C-407E-A947-70E740481C1C}">
+                          <a14:useLocalDpi xmlns:a14="http://schemas.microsoft.com/office/drawing/2010/main" val="0"/>
+                        </a:ext>
+                      </a:extLst>
+                    </a:blip>
+                    <a:srcRect/>
+                    <a:stretch>
+                      <a:fillRect/>
+                    </a:stretch>
+                  </pic:blipFill>
+                  <pic:spPr bwMode="auto">
+                    <a:xfrm>
+                      <a:off x="0" y="0"/>
+                      <a:ext cx="1905000" cy="1905000"/>
+                    </a:xfrm>
+                    <a:prstGeom prst="rect">
+                      <a:avLst/>
+                    </a:prstGeom>
+                    <a:noFill/>
+                    <a:ln>
+                      <a:noFill/>
+                    </a:ln>
+                  </pic:spPr>
+                </pic:pic>
+              </a:graphicData>
+            </a:graphic>
+          </wp:inline>
+        </w:drawing>
+      </w:r>
+      <w:r>
+        <w:drawing>
+          <wp:inline distT="0" distB="0" distL="0" distR="0" wp14:anchorId="3DC80E0C" wp14:editId="1CFEDD7B">
+            <wp:extent cx="1905000" cy="1905000"/>
+            <wp:effectExtent l="0" t="0" r="0" b="0"/>
+            <wp:docPr id="1202525378" name="Picture 21" descr="An island in the sea"/>
+            <wp:cNvGraphicFramePr>
+              <a:graphicFrameLocks xmlns:a="http://schemas.openxmlformats.org/drawingml/2006/main" noChangeAspect="1"/>
+            </wp:cNvGraphicFramePr>
+            <a:graphic xmlns:a="http://schemas.openxmlformats.org/drawingml/2006/main">
+              <a:graphicData uri="http://schemas.openxmlformats.org/drawingml/2006/picture">
+                <pic:pic xmlns:pic="http://schemas.openxmlformats.org/drawingml/2006/picture">
+                  <pic:nvPicPr>
+                    <pic:cNvPr id="0" name="Picture 76" descr="An island in the sea"/>
+                    <pic:cNvPicPr>
+                      <a:picLocks noChangeAspect="1" noChangeArrowheads="1"/>
+                    </pic:cNvPicPr>
+                  </pic:nvPicPr>
+                  <pic:blipFill>
+                    <a:blip r:embed="rId18">
+                      <a:extLst>
+                        <a:ext uri="{28A0092B-C50C-407E-A947-70E740481C1C}">
+                          <a14:useLocalDpi xmlns:a14="http://schemas.microsoft.com/office/drawing/2010/main" val="0"/>
+                        </a:ext>
+                      </a:extLst>
+                    </a:blip>
+                    <a:srcRect/>
+                    <a:stretch>
+                      <a:fillRect/>
+                    </a:stretch>
+                  </pic:blipFill>
+                  <pic:spPr bwMode="auto">
+                    <a:xfrm>
+                      <a:off x="0" y="0"/>
+                      <a:ext cx="1905000" cy="1905000"/>
+                    </a:xfrm>
+                    <a:prstGeom prst="rect">
+                      <a:avLst/>
+                    </a:prstGeom>
+                    <a:noFill/>
+                    <a:ln>
+                      <a:noFill/>
+                    </a:ln>
+                  </pic:spPr>
+                </pic:pic>
+              </a:graphicData>
+            </a:graphic>
+          </wp:inline>
+        </w:drawing>
+      </w:r>
+    </w:p>
+    <w:p>
+      <w:r>
+        <w:rPr>
+          <w:i/>
+          <w:iCs/>
+        </w:rPr>
+        <w:t>Some of the city pieces: a city block, an airport, a road and an island</w:t>
+      </w:r>
+    </w:p>
+    <w:p>
+      <w:pPr>
         <w:rPr>
           <w:b/>
-        </w:rPr>
-        <w:t xml:space="preserve">The one rule is that all roads must fit:</w:t>
-      </w:r>
-    </w:p>
-    <w:p>
-      <w:r>
-        <w:t xml:space="preserve">- A road leaving the east side meets a road coming in on the west side of the next region.</w:t>
-      </w:r>
-    </w:p>
-    <w:p>
-      <w:r>
-        <w:t xml:space="preserve">- A road leaving the north side meets a road coming in from the south.</w:t>
-      </w:r>
-    </w:p>
-    <w:p>
-      <w:r>
-        <w:t xml:space="preserve">- A side with no road faces a side with no road.</w:t>
-      </w:r>
-    </w:p>
-    <w:p>
-      <w:r>
-        <w:t xml:space="preserve">So roads never stop dead against a wall, and they never run into your own regions. Your Welcome region has no roads, so no new road ever points into it. DreamGrid picks each road region at random from the pieces that fit, so every trip can look a little different.</w:t>
-      </w:r>
-    </w:p>
-    <w:p>
-      <w:r>
-        <w:t xml:space="preserve">Roads cut each region into four corners. On a plain road region, DreamGrid can put a building, such as a gas station or a bakery, on none, some or all of the four corners. A City region already has all its buildings, so nothing is added to it.</w:t>
+          <w:bCs/>
+        </w:rPr>
+      </w:pPr>
+      <w:r>
+        <w:rPr>
+          <w:b/>
+          <w:bCs/>
+        </w:rPr>
+        <w:t>ROADS THAT ALWAYS MEET</w:t>
+      </w:r>
+    </w:p>
+    <w:p>
+      <w:r>
+        <w:t>Each new region is a city piece from a free library on outworldz.com. A piece can have a road leaving by the north, east, south or west side.</w:t>
+      </w:r>
+    </w:p>
+    <w:p>
+      <w:pPr>
+        <w:numPr>
+          <w:ilvl w:val="0"/>
+          <w:numId w:val="6"/>
+        </w:numPr>
+      </w:pPr>
+      <w:r>
+        <w:t>A road leaving the east side meets a road coming in on the west side of the next region.</w:t>
+      </w:r>
+    </w:p>
+    <w:p>
+      <w:pPr>
+        <w:numPr>
+          <w:ilvl w:val="0"/>
+          <w:numId w:val="6"/>
+        </w:numPr>
+      </w:pPr>
+      <w:r>
+        <w:t>A road leaving the north side meets a road coming in from the south.</w:t>
+      </w:r>
+    </w:p>
+    <w:p>
+      <w:pPr>
+        <w:numPr>
+          <w:ilvl w:val="0"/>
+          <w:numId w:val="6"/>
+        </w:numPr>
+      </w:pPr>
+      <w:r>
+        <w:t>A side with no road faces a side with no road.</w:t>
+      </w:r>
+    </w:p>
+    <w:p>
+      <w:r>
+        <w:t>So roads never stop at a wall, and roads never run into your own regions. DreamGrid turns each piece to fit, and picks the pieces at random. Every trip can look a little different.</w:t>
+      </w:r>
+    </w:p>
+    <w:p>
+      <w:r>
+        <w:drawing>
+          <wp:inline distT="0" distB="0" distL="0" distR="0" wp14:anchorId="3ECFBC93" wp14:editId="033285D4">
+            <wp:extent cx="2438400" cy="2438400"/>
+            <wp:effectExtent l="0" t="0" r="0" b="0"/>
+            <wp:docPr id="674347670" name="Picture 20" descr="A road with a bend"/>
+            <wp:cNvGraphicFramePr>
+              <a:graphicFrameLocks xmlns:a="http://schemas.openxmlformats.org/drawingml/2006/main" noChangeAspect="1"/>
+            </wp:cNvGraphicFramePr>
+            <a:graphic xmlns:a="http://schemas.openxmlformats.org/drawingml/2006/main">
+              <a:graphicData uri="http://schemas.openxmlformats.org/drawingml/2006/picture">
+                <pic:pic xmlns:pic="http://schemas.openxmlformats.org/drawingml/2006/picture">
+                  <pic:nvPicPr>
+                    <pic:cNvPr id="0" name="Picture 77" descr="A road with a bend"/>
+                    <pic:cNvPicPr>
+                      <a:picLocks noChangeAspect="1" noChangeArrowheads="1"/>
+                    </pic:cNvPicPr>
+                  </pic:nvPicPr>
+                  <pic:blipFill>
+                    <a:blip r:embed="rId19">
+                      <a:extLst>
+                        <a:ext uri="{28A0092B-C50C-407E-A947-70E740481C1C}">
+                          <a14:useLocalDpi xmlns:a14="http://schemas.microsoft.com/office/drawing/2010/main" val="0"/>
+                        </a:ext>
+                      </a:extLst>
+                    </a:blip>
+                    <a:srcRect/>
+                    <a:stretch>
+                      <a:fillRect/>
+                    </a:stretch>
+                  </pic:blipFill>
+                  <pic:spPr bwMode="auto">
+                    <a:xfrm>
+                      <a:off x="0" y="0"/>
+                      <a:ext cx="2438400" cy="2438400"/>
+                    </a:xfrm>
+                    <a:prstGeom prst="rect">
+                      <a:avLst/>
+                    </a:prstGeom>
+                    <a:noFill/>
+                    <a:ln>
+                      <a:noFill/>
+                    </a:ln>
+                  </pic:spPr>
+                </pic:pic>
+              </a:graphicData>
+            </a:graphic>
+          </wp:inline>
+        </w:drawing>
+      </w:r>
+    </w:p>
+    <w:p>
+      <w:r>
+        <w:rPr>
+          <w:i/>
+          <w:iCs/>
+        </w:rPr>
+        <w:t>A road piece with a bend. DreamGrid turns the piece to fit the roads around the piece.</w:t>
+      </w:r>
+    </w:p>
+    <w:p>
+      <w:pPr>
+        <w:rPr>
+          <w:b/>
+          <w:bCs/>
+        </w:rPr>
+      </w:pPr>
+      <w:r>
+        <w:rPr>
+          <w:b/>
+          <w:bCs/>
+        </w:rPr>
+        <w:t>HOW TO TURN ON ENDLESS CITIES</w:t>
+      </w:r>
+    </w:p>
+    <w:p>
+      <w:pPr>
+        <w:numPr>
+          <w:ilvl w:val="0"/>
+          <w:numId w:val="7"/>
+        </w:numPr>
+      </w:pPr>
+      <w:r>
+        <w:t xml:space="preserve">Turn on Endless Land and Sea. See </w:t>
+      </w:r>
+      <w:hyperlink r:id="rId20" w:history="1">
+        <w:r>
+          <w:rPr>
+            <w:rStyle w:val="Hyperlink"/>
+          </w:rPr>
+          <w:t>Endless Land and Sea</w:t>
+        </w:r>
+      </w:hyperlink>
+      <w:r>
+        <w:t>.</w:t>
+      </w:r>
+    </w:p>
+    <w:p>
+      <w:pPr>
+        <w:numPr>
+          <w:ilvl w:val="0"/>
+          <w:numId w:val="7"/>
+        </w:numPr>
+      </w:pPr>
+      <w:r>
+        <w:t>In the SmartStart screen, open the Terrain tab and choose Flat.</w:t>
+      </w:r>
+    </w:p>
+    <w:p>
+      <w:pPr>
+        <w:numPr>
+          <w:ilvl w:val="0"/>
+          <w:numId w:val="7"/>
+        </w:numPr>
+      </w:pPr>
+      <w:r>
+        <w:t>Log in and travel. New regions with roads and cities appear around you.</w:t>
+      </w:r>
+    </w:p>
+    <w:p>
+      <w:r>
+        <w:t>DreamGrid gets the list of city pieces from outworldz.com. If DreamGrid cannot reach outworldz.com, Flat makes plain flat land instead.</w:t>
+      </w:r>
+    </w:p>
+    <w:p>
+      <w:pPr>
+        <w:rPr>
+          <w:b/>
+          <w:bCs/>
+        </w:rPr>
+      </w:pPr>
+      <w:r>
+        <w:rPr>
+          <w:b/>
+          <w:bCs/>
+        </w:rPr>
+        <w:t>HOW MANY CITIES</w:t>
+      </w:r>
+    </w:p>
+    <w:p>
+      <w:r>
+        <w:t>The Cities box sets how often DreamGrid uses a city piece. Type a number from 0 to 100 in the % City tiles box. The number starts at 30.</w:t>
+      </w:r>
+    </w:p>
+    <w:p>
+      <w:pPr>
+        <w:numPr>
+          <w:ilvl w:val="0"/>
+          <w:numId w:val="8"/>
+        </w:numPr>
+      </w:pPr>
+      <w:r>
+        <w:t>A low number gives mostly roads.</w:t>
+      </w:r>
+    </w:p>
+    <w:p>
+      <w:pPr>
+        <w:numPr>
+          <w:ilvl w:val="0"/>
+          <w:numId w:val="8"/>
+        </w:numPr>
+      </w:pPr>
+      <w:r>
+        <w:t>A high number gives more cities.</w:t>
+      </w:r>
+    </w:p>
+    <w:p>
+      <w:pPr>
+        <w:numPr>
+          <w:ilvl w:val="0"/>
+          <w:numId w:val="8"/>
+        </w:numPr>
+      </w:pPr>
+      <w:r>
+        <w:t>100 puts a city wherever a city fits.</w:t>
+      </w:r>
+    </w:p>
+    <w:p>
+      <w:r>
+        <w:t>The Maturity buttons choose which pieces DreamGrid may use: General, Mature or Adult. A region only gets pieces rated the same or lower.</w:t>
+      </w:r>
+    </w:p>
+    <w:p>
+      <w:pPr>
+        <w:rPr>
+          <w:b/>
+          <w:bCs/>
+        </w:rPr>
+      </w:pPr>
+      <w:r>
+        <w:rPr>
+          <w:b/>
+          <w:bCs/>
+        </w:rPr>
+        <w:t>BUILD A CITY THAT STAYS</w:t>
+      </w:r>
+    </w:p>
+    <w:p>
+      <w:r>
+        <w:t>DreamGrid can also build a whole city before anyone arrives. Use the Build City box on the Endless Land and Sea tab.</w:t>
+      </w:r>
+    </w:p>
+    <w:p>
+      <w:pPr>
+        <w:numPr>
+          <w:ilvl w:val="0"/>
+          <w:numId w:val="9"/>
+        </w:numPr>
+      </w:pPr>
+      <w:r>
+        <w:t>Type the X and Y map spot for the center of the city.</w:t>
+      </w:r>
+    </w:p>
+    <w:p>
+      <w:pPr>
+        <w:numPr>
+          <w:ilvl w:val="0"/>
+          <w:numId w:val="9"/>
+        </w:numPr>
+      </w:pPr>
+      <w:r>
+        <w:t>Choose the number of Rings around the center.</w:t>
+      </w:r>
+    </w:p>
+    <w:p>
+      <w:pPr>
+        <w:numPr>
+          <w:ilvl w:val="0"/>
+          <w:numId w:val="9"/>
+        </w:numPr>
+      </w:pPr>
+      <w:r>
+        <w:t>Click Build City. DreamGrid asks you to confirm the number of regions.</w:t>
+      </w:r>
+    </w:p>
+    <w:p>
+      <w:pPr>
+        <w:numPr>
+          <w:ilvl w:val="0"/>
+          <w:numId w:val="9"/>
+        </w:numPr>
+      </w:pPr>
+      <w:r>
+        <w:t>DreamGrid starts the grid if the grid is not running, then builds the city.</w:t>
+      </w:r>
+    </w:p>
+    <w:p>
+      <w:r>
+        <w:t>More rings make a bigger city:</w:t>
+      </w:r>
+    </w:p>
+    <w:p>
+      <w:pPr>
+        <w:numPr>
+          <w:ilvl w:val="0"/>
+          <w:numId w:val="10"/>
+        </w:numPr>
+      </w:pPr>
+      <w:r>
+        <w:t>1 ring: 9 regions.</w:t>
+      </w:r>
+    </w:p>
+    <w:p>
+      <w:pPr>
+        <w:numPr>
+          <w:ilvl w:val="0"/>
+          <w:numId w:val="10"/>
+        </w:numPr>
+      </w:pPr>
+      <w:r>
+        <w:t>2 rings: 25 regions.</w:t>
+      </w:r>
+    </w:p>
+    <w:p>
+      <w:pPr>
+        <w:numPr>
+          <w:ilvl w:val="0"/>
+          <w:numId w:val="10"/>
+        </w:numPr>
+      </w:pPr>
+      <w:r>
+        <w:t>5 rings: 121 regions.</w:t>
+      </w:r>
+    </w:p>
+    <w:p>
+      <w:pPr>
+        <w:numPr>
+          <w:ilvl w:val="0"/>
+          <w:numId w:val="10"/>
+        </w:numPr>
+      </w:pPr>
+      <w:r>
+        <w:t>10 rings: 441 regions.</w:t>
+      </w:r>
+    </w:p>
+    <w:p>
+      <w:pPr>
+        <w:numPr>
+          <w:ilvl w:val="0"/>
+          <w:numId w:val="10"/>
+        </w:numPr>
+      </w:pPr>
+      <w:r>
+        <w:t>15 rings: 961 regions, the biggest city.</w:t>
+      </w:r>
+    </w:p>
+    <w:p>
+      <w:r>
+        <w:t>The center of every city is a city block with roads on all four sides.</w:t>
+      </w:r>
+    </w:p>
+    <w:p>
+      <w:r>
+        <w:t>When the city is built, DreamGrid shows a hop link. A hop link is a link that opens your viewer at a place in the world. The viewer is the program you use to visit the world, such as Firestorm. Click the hop link to go to the center of the city.</w:t>
+      </w:r>
+    </w:p>
+    <w:p>
+      <w:r>
+        <w:t>A built city stays. Temporary Regions never removes a built city. The city regions belong to an estate named Endless City. To remove the city, click Delete All (Endless City). The Delete All Autofill Regions button leaves the city alone.</w:t>
+      </w:r>
+    </w:p>
+    <w:p>
+      <w:r>
+        <w:t>Big cities need a strong computer. Every Endless region is set to freeze when no one is in the region, to save memory. A city with more than 3 rings also turns SmartStart on.</w:t>
+      </w:r>
+    </w:p>
+    <w:p/>
+    <w:p>
+      <w:r>
+        <w:t>You choose what the new regions look like:</w:t>
+      </w:r>
+    </w:p>
+    <w:p>
+      <w:r>
+        <w:t>Water: open sea to sail or fly over.</w:t>
+      </w:r>
+    </w:p>
+    <w:p>
+      <w:r>
+        <w:t>Land: ground to walk on, flat or with hills and mountains.</w:t>
+      </w:r>
+    </w:p>
+    <w:p>
+      <w:r>
+        <w:t>Trees and plants can be added to the land.</w:t>
+      </w:r>
+    </w:p>
+    <w:p>
+      <w:r>
+        <w:t>The Terrain tab and the Trees and Plants tab set how the land and plants look.</w:t>
+      </w:r>
+    </w:p>
+    <w:p>
+      <w:r>
+        <w:t xml:space="preserve">Choose Flat on the Terrain tab, and Endless Land and Sea builds roads and cities instead. See </w:t>
+      </w:r>
+      <w:hyperlink r:id="rId21" w:history="1">
+        <w:r>
+          <w:rPr>
+            <w:rStyle w:val="Hyperlink"/>
+          </w:rPr>
+          <w:t>Endless Cities</w:t>
+        </w:r>
+      </w:hyperlink>
+      <w:r>
+        <w:t>.</w:t>
+      </w:r>
+    </w:p>
+    <w:p>
+      <w:r>
+        <w:drawing>
+          <wp:inline distT="0" distB="0" distL="0" distR="0" wp14:anchorId="3484CE3F" wp14:editId="4335E570">
+            <wp:extent cx="6924675" cy="3562350"/>
+            <wp:effectExtent l="0" t="0" r="9525" b="0"/>
+            <wp:docPr id="1853776068" name="Picture 9" descr="The Terrain tab"/>
+            <wp:cNvGraphicFramePr>
+              <a:graphicFrameLocks xmlns:a="http://schemas.openxmlformats.org/drawingml/2006/main" noChangeAspect="1"/>
+            </wp:cNvGraphicFramePr>
+            <a:graphic xmlns:a="http://schemas.openxmlformats.org/drawingml/2006/main">
+              <a:graphicData uri="http://schemas.openxmlformats.org/drawingml/2006/picture">
+                <pic:pic xmlns:pic="http://schemas.openxmlformats.org/drawingml/2006/picture">
+                  <pic:nvPicPr>
+                    <pic:cNvPr id="0" name="Picture 34" descr="The Terrain tab"/>
+                    <pic:cNvPicPr>
+                      <a:picLocks noChangeAspect="1" noChangeArrowheads="1"/>
+                    </pic:cNvPicPr>
+                  </pic:nvPicPr>
+                  <pic:blipFill>
+                    <a:blip r:embed="rId22">
+                      <a:extLst>
+                        <a:ext uri="{28A0092B-C50C-407E-A947-70E740481C1C}">
+                          <a14:useLocalDpi xmlns:a14="http://schemas.microsoft.com/office/drawing/2010/main" val="0"/>
+                        </a:ext>
+                      </a:extLst>
+                    </a:blip>
+                    <a:srcRect/>
+                    <a:stretch>
+                      <a:fillRect/>
+                    </a:stretch>
+                  </pic:blipFill>
+                  <pic:spPr bwMode="auto">
+                    <a:xfrm>
+                      <a:off x="0" y="0"/>
+                      <a:ext cx="6924675" cy="3562350"/>
+                    </a:xfrm>
+                    <a:prstGeom prst="rect">
+                      <a:avLst/>
+                    </a:prstGeom>
+                    <a:noFill/>
+                    <a:ln>
+                      <a:noFill/>
+                    </a:ln>
+                  </pic:spPr>
+                </pic:pic>
+              </a:graphicData>
+            </a:graphic>
+          </wp:inline>
+        </w:drawing>
+      </w:r>
+    </w:p>
+    <w:p>
+      <w:r>
+        <w:rPr>
+          <w:i/>
+          <w:iCs/>
+        </w:rPr>
+        <w:t>Choose the land: Flat, Generated, Random Terrain or Water</w:t>
       </w:r>
     </w:p>
     <w:p>
@@ -2491,12 +3353,141 @@
         <w:pStyle w:val="Heading2"/>
       </w:pPr>
       <w:r>
-        <w:t xml:space="preserve">Building by hand</w:t>
-      </w:r>
-    </w:p>
-    <w:p>
-      <w:r>
-        <w:t xml:space="preserve">You can still place regions yourself. In the Region Map Editor, drag and drop water, road and city regions exactly where you want them.</w:t>
+        <w:t>TEMPORARY OR LASTING REGIONS</w:t>
+      </w:r>
+    </w:p>
+    <w:p>
+      <w:r>
+        <w:t>Temporary Regions on: when the visitor moves away, DreamGrid deletes the regions built for the visitor. This saves memory and disk space.</w:t>
+      </w:r>
+    </w:p>
+    <w:p>
+      <w:r>
+        <w:t>Temporary Regions off: the new regions stay, and your world keeps growing.</w:t>
+      </w:r>
+    </w:p>
+    <w:p>
+      <w:r>
+        <w:t>Temporary Regions only removes regions built by Endless Land and Sea. Regions you made yourself are never touched. If a visitor comes back to a place that was deleted, DreamGrid builds the place fresh, so the place may look different.</w:t>
+      </w:r>
+    </w:p>
+    <w:p>
+      <w:r>
+        <w:t>The Delete All Autofill Regions button removes every region Endless Land and Sea has built, at any time. Your own regions are never touched. The button asks you to confirm first.</w:t>
+      </w:r>
+    </w:p>
+    <w:p>
+      <w:pPr>
+        <w:pStyle w:val="Heading2"/>
+      </w:pPr>
+      <w:r>
+        <w:t>HOW TO TURN ON ENDLESS LAND AND SEA</w:t>
+      </w:r>
+    </w:p>
+    <w:p>
+      <w:r>
+        <w:t>In DreamGrid, open Setup &gt; Settings &gt; Smart Start.</w:t>
+      </w:r>
+    </w:p>
+    <w:p>
+      <w:r>
+        <w:t>Tick Smart Start Enable. SmartStart is off when DreamGrid is installed.</w:t>
+      </w:r>
+    </w:p>
+    <w:p>
+      <w:r>
+        <w:t>Set the Fill Size to 1 or more.</w:t>
+      </w:r>
+    </w:p>
+    <w:p>
+      <w:r>
+        <w:t>Open the Endless Land and Sea tab and tick Enabled.</w:t>
+      </w:r>
+    </w:p>
+    <w:p>
+      <w:r>
+        <w:t>Choose the avatar that owns the new regions.</w:t>
+      </w:r>
+    </w:p>
+    <w:p>
+      <w:r>
+        <w:t>Choose water or land on the Terrain tab.</w:t>
+      </w:r>
+    </w:p>
+    <w:p>
+      <w:r>
+        <w:t>Log in and travel. New regions appear around you.</w:t>
+      </w:r>
+    </w:p>
+    <w:p>
+      <w:r>
+        <w:drawing>
+          <wp:inline distT="0" distB="0" distL="0" distR="0" wp14:anchorId="3A855DA8" wp14:editId="2913AA16">
+            <wp:extent cx="6115050" cy="3362325"/>
+            <wp:effectExtent l="0" t="0" r="0" b="9525"/>
+            <wp:docPr id="1403906929" name="Picture 7" descr="The SmartStart screen"/>
+            <wp:cNvGraphicFramePr>
+              <a:graphicFrameLocks xmlns:a="http://schemas.openxmlformats.org/drawingml/2006/main" noChangeAspect="1"/>
+            </wp:cNvGraphicFramePr>
+            <a:graphic xmlns:a="http://schemas.openxmlformats.org/drawingml/2006/main">
+              <a:graphicData uri="http://schemas.openxmlformats.org/drawingml/2006/picture">
+                <pic:pic xmlns:pic="http://schemas.openxmlformats.org/drawingml/2006/picture">
+                  <pic:nvPicPr>
+                    <pic:cNvPr id="0" name="Picture 36" descr="The SmartStart screen"/>
+                    <pic:cNvPicPr>
+                      <a:picLocks noChangeAspect="1" noChangeArrowheads="1"/>
+                    </pic:cNvPicPr>
+                  </pic:nvPicPr>
+                  <pic:blipFill>
+                    <a:blip r:embed="rId23">
+                      <a:extLst>
+                        <a:ext uri="{28A0092B-C50C-407E-A947-70E740481C1C}">
+                          <a14:useLocalDpi xmlns:a14="http://schemas.microsoft.com/office/drawing/2010/main" val="0"/>
+                        </a:ext>
+                      </a:extLst>
+                    </a:blip>
+                    <a:srcRect/>
+                    <a:stretch>
+                      <a:fillRect/>
+                    </a:stretch>
+                  </pic:blipFill>
+                  <pic:spPr bwMode="auto">
+                    <a:xfrm>
+                      <a:off x="0" y="0"/>
+                      <a:ext cx="6115050" cy="3362325"/>
+                    </a:xfrm>
+                    <a:prstGeom prst="rect">
+                      <a:avLst/>
+                    </a:prstGeom>
+                    <a:noFill/>
+                    <a:ln>
+                      <a:noFill/>
+                    </a:ln>
+                  </pic:spPr>
+                </pic:pic>
+              </a:graphicData>
+            </a:graphic>
+          </wp:inline>
+        </w:drawing>
+      </w:r>
+    </w:p>
+    <w:p>
+      <w:r>
+        <w:rPr>
+          <w:i/>
+          <w:iCs/>
+        </w:rPr>
+        <w:t>The SmartStart screen</w:t>
+      </w:r>
+    </w:p>
+    <w:p>
+      <w:r>
+        <w:t>Building by hand</w:t>
+      </w:r>
+    </w:p>
+    <w:p>
+      <w:r>
+        <w:t>You can still place regions yourself. In the Region Map Editor, drag and drop water, road and city regions exactly where you want them.</w:t>
       </w:r>
       <w:bookmarkEnd w:id="1"/>
     </w:p>
@@ -2510,8 +3501,1425 @@
 </w:document>
 </file>
 
+<file path=word/numbering.xml><?xml version="1.0" encoding="utf-8"?>
+<w:numbering xmlns:wpc="http://schemas.microsoft.com/office/word/2010/wordprocessingCanvas" xmlns:cx="http://schemas.microsoft.com/office/drawing/2014/chartex" xmlns:cx1="http://schemas.microsoft.com/office/drawing/2015/9/8/chartex" xmlns:cx2="http://schemas.microsoft.com/office/drawing/2015/10/21/chartex" xmlns:cx3="http://schemas.microsoft.com/office/drawing/2016/5/9/chartex" xmlns:cx4="http://schemas.microsoft.com/office/drawing/2016/5/10/chartex" xmlns:cx5="http://schemas.microsoft.com/office/drawing/2016/5/11/chartex" xmlns:cx6="http://schemas.microsoft.com/office/drawing/2016/5/12/chartex" xmlns:cx7="http://schemas.microsoft.com/office/drawing/2016/5/13/chartex" xmlns:cx8="http://schemas.microsoft.com/office/drawing/2016/5/14/chartex" xmlns:mc="http://schemas.openxmlformats.org/markup-compatibility/2006" xmlns:aink="http://schemas.microsoft.com/office/drawing/2016/ink" xmlns:am3d="http://schemas.microsoft.com/office/drawing/2017/model3d" xmlns:o="urn:schemas-microsoft-com:office:office" xmlns:oel="http://schemas.microsoft.com/office/2019/extlst" xmlns:r="http://schemas.openxmlformats.org/officeDocument/2006/relationships" xmlns:m="http://schemas.openxmlformats.org/officeDocument/2006/math" xmlns:v="urn:schemas-microsoft-com:vml" xmlns:wp14="http://schemas.microsoft.com/office/word/2010/wordprocessingDrawing" xmlns:wp="http://schemas.openxmlformats.org/drawingml/2006/wordprocessingDrawing" xmlns:w10="urn:schemas-microsoft-com:office:word" xmlns:w="http://schemas.openxmlformats.org/wordprocessingml/2006/main" xmlns:w14="http://schemas.microsoft.com/office/word/2010/wordml" xmlns:w15="http://schemas.microsoft.com/office/word/2012/wordml" xmlns:w16cex="http://schemas.microsoft.com/office/word/2018/wordml/cex" xmlns:w16cid="http://schemas.microsoft.com/office/word/2016/wordml/cid" xmlns:w16="http://schemas.microsoft.com/office/word/2018/wordml" xmlns:w16du="http://schemas.microsoft.com/office/word/2023/wordml/word16du" xmlns:w16sdtdh="http://schemas.microsoft.com/office/word/2020/wordml/sdtdatahash" xmlns:w16sdtfl="http://schemas.microsoft.com/office/word/2024/wordml/sdtformatlock" xmlns:w16se="http://schemas.microsoft.com/office/word/2015/wordml/symex" xmlns:wpg="http://schemas.microsoft.com/office/word/2010/wordprocessingGroup" xmlns:wpi="http://schemas.microsoft.com/office/word/2010/wordprocessingInk" xmlns:wne="http://schemas.microsoft.com/office/word/2006/wordml" xmlns:wps="http://schemas.microsoft.com/office/word/2010/wordprocessingShape" mc:Ignorable="w14 w15 w16se w16cid w16 w16cex w16sdtdh w16sdtfl w16du wp14">
+  <w:abstractNum w:abstractNumId="0" w15:restartNumberingAfterBreak="0">
+    <w:nsid w:val="095814BB"/>
+    <w:multiLevelType w:val="multilevel"/>
+    <w:tmpl w:val="EDBE588E"/>
+    <w:lvl w:ilvl="0">
+      <w:start w:val="1"/>
+      <w:numFmt w:val="bullet"/>
+      <w:lvlText w:val=""/>
+      <w:lvlJc w:val="left"/>
+      <w:pPr>
+        <w:tabs>
+          <w:tab w:val="num" w:pos="720"/>
+        </w:tabs>
+        <w:ind w:left="720" w:hanging="360"/>
+      </w:pPr>
+      <w:rPr>
+        <w:rFonts w:ascii="Symbol" w:hAnsi="Symbol" w:hint="default"/>
+        <w:sz w:val="20"/>
+      </w:rPr>
+    </w:lvl>
+    <w:lvl w:ilvl="1" w:tentative="1">
+      <w:start w:val="1"/>
+      <w:numFmt w:val="bullet"/>
+      <w:lvlText w:val="o"/>
+      <w:lvlJc w:val="left"/>
+      <w:pPr>
+        <w:tabs>
+          <w:tab w:val="num" w:pos="1440"/>
+        </w:tabs>
+        <w:ind w:left="1440" w:hanging="360"/>
+      </w:pPr>
+      <w:rPr>
+        <w:rFonts w:ascii="Courier New" w:hAnsi="Courier New" w:hint="default"/>
+        <w:sz w:val="20"/>
+      </w:rPr>
+    </w:lvl>
+    <w:lvl w:ilvl="2" w:tentative="1">
+      <w:start w:val="1"/>
+      <w:numFmt w:val="bullet"/>
+      <w:lvlText w:val=""/>
+      <w:lvlJc w:val="left"/>
+      <w:pPr>
+        <w:tabs>
+          <w:tab w:val="num" w:pos="2160"/>
+        </w:tabs>
+        <w:ind w:left="2160" w:hanging="360"/>
+      </w:pPr>
+      <w:rPr>
+        <w:rFonts w:ascii="Wingdings" w:hAnsi="Wingdings" w:hint="default"/>
+        <w:sz w:val="20"/>
+      </w:rPr>
+    </w:lvl>
+    <w:lvl w:ilvl="3" w:tentative="1">
+      <w:start w:val="1"/>
+      <w:numFmt w:val="bullet"/>
+      <w:lvlText w:val=""/>
+      <w:lvlJc w:val="left"/>
+      <w:pPr>
+        <w:tabs>
+          <w:tab w:val="num" w:pos="2880"/>
+        </w:tabs>
+        <w:ind w:left="2880" w:hanging="360"/>
+      </w:pPr>
+      <w:rPr>
+        <w:rFonts w:ascii="Wingdings" w:hAnsi="Wingdings" w:hint="default"/>
+        <w:sz w:val="20"/>
+      </w:rPr>
+    </w:lvl>
+    <w:lvl w:ilvl="4" w:tentative="1">
+      <w:start w:val="1"/>
+      <w:numFmt w:val="bullet"/>
+      <w:lvlText w:val=""/>
+      <w:lvlJc w:val="left"/>
+      <w:pPr>
+        <w:tabs>
+          <w:tab w:val="num" w:pos="3600"/>
+        </w:tabs>
+        <w:ind w:left="3600" w:hanging="360"/>
+      </w:pPr>
+      <w:rPr>
+        <w:rFonts w:ascii="Wingdings" w:hAnsi="Wingdings" w:hint="default"/>
+        <w:sz w:val="20"/>
+      </w:rPr>
+    </w:lvl>
+    <w:lvl w:ilvl="5" w:tentative="1">
+      <w:start w:val="1"/>
+      <w:numFmt w:val="bullet"/>
+      <w:lvlText w:val=""/>
+      <w:lvlJc w:val="left"/>
+      <w:pPr>
+        <w:tabs>
+          <w:tab w:val="num" w:pos="4320"/>
+        </w:tabs>
+        <w:ind w:left="4320" w:hanging="360"/>
+      </w:pPr>
+      <w:rPr>
+        <w:rFonts w:ascii="Wingdings" w:hAnsi="Wingdings" w:hint="default"/>
+        <w:sz w:val="20"/>
+      </w:rPr>
+    </w:lvl>
+    <w:lvl w:ilvl="6" w:tentative="1">
+      <w:start w:val="1"/>
+      <w:numFmt w:val="bullet"/>
+      <w:lvlText w:val=""/>
+      <w:lvlJc w:val="left"/>
+      <w:pPr>
+        <w:tabs>
+          <w:tab w:val="num" w:pos="5040"/>
+        </w:tabs>
+        <w:ind w:left="5040" w:hanging="360"/>
+      </w:pPr>
+      <w:rPr>
+        <w:rFonts w:ascii="Wingdings" w:hAnsi="Wingdings" w:hint="default"/>
+        <w:sz w:val="20"/>
+      </w:rPr>
+    </w:lvl>
+    <w:lvl w:ilvl="7" w:tentative="1">
+      <w:start w:val="1"/>
+      <w:numFmt w:val="bullet"/>
+      <w:lvlText w:val=""/>
+      <w:lvlJc w:val="left"/>
+      <w:pPr>
+        <w:tabs>
+          <w:tab w:val="num" w:pos="5760"/>
+        </w:tabs>
+        <w:ind w:left="5760" w:hanging="360"/>
+      </w:pPr>
+      <w:rPr>
+        <w:rFonts w:ascii="Wingdings" w:hAnsi="Wingdings" w:hint="default"/>
+        <w:sz w:val="20"/>
+      </w:rPr>
+    </w:lvl>
+    <w:lvl w:ilvl="8" w:tentative="1">
+      <w:start w:val="1"/>
+      <w:numFmt w:val="bullet"/>
+      <w:lvlText w:val=""/>
+      <w:lvlJc w:val="left"/>
+      <w:pPr>
+        <w:tabs>
+          <w:tab w:val="num" w:pos="6480"/>
+        </w:tabs>
+        <w:ind w:left="6480" w:hanging="360"/>
+      </w:pPr>
+      <w:rPr>
+        <w:rFonts w:ascii="Wingdings" w:hAnsi="Wingdings" w:hint="default"/>
+        <w:sz w:val="20"/>
+      </w:rPr>
+    </w:lvl>
+  </w:abstractNum>
+  <w:abstractNum w:abstractNumId="1" w15:restartNumberingAfterBreak="0">
+    <w:nsid w:val="0FF612F4"/>
+    <w:multiLevelType w:val="multilevel"/>
+    <w:tmpl w:val="A78665E2"/>
+    <w:lvl w:ilvl="0">
+      <w:start w:val="1"/>
+      <w:numFmt w:val="decimal"/>
+      <w:lvlText w:val="%1."/>
+      <w:lvlJc w:val="left"/>
+      <w:pPr>
+        <w:tabs>
+          <w:tab w:val="num" w:pos="720"/>
+        </w:tabs>
+        <w:ind w:left="720" w:hanging="360"/>
+      </w:pPr>
+    </w:lvl>
+    <w:lvl w:ilvl="1" w:tentative="1">
+      <w:start w:val="1"/>
+      <w:numFmt w:val="decimal"/>
+      <w:lvlText w:val="%2."/>
+      <w:lvlJc w:val="left"/>
+      <w:pPr>
+        <w:tabs>
+          <w:tab w:val="num" w:pos="1440"/>
+        </w:tabs>
+        <w:ind w:left="1440" w:hanging="360"/>
+      </w:pPr>
+    </w:lvl>
+    <w:lvl w:ilvl="2" w:tentative="1">
+      <w:start w:val="1"/>
+      <w:numFmt w:val="decimal"/>
+      <w:lvlText w:val="%3."/>
+      <w:lvlJc w:val="left"/>
+      <w:pPr>
+        <w:tabs>
+          <w:tab w:val="num" w:pos="2160"/>
+        </w:tabs>
+        <w:ind w:left="2160" w:hanging="360"/>
+      </w:pPr>
+    </w:lvl>
+    <w:lvl w:ilvl="3" w:tentative="1">
+      <w:start w:val="1"/>
+      <w:numFmt w:val="decimal"/>
+      <w:lvlText w:val="%4."/>
+      <w:lvlJc w:val="left"/>
+      <w:pPr>
+        <w:tabs>
+          <w:tab w:val="num" w:pos="2880"/>
+        </w:tabs>
+        <w:ind w:left="2880" w:hanging="360"/>
+      </w:pPr>
+    </w:lvl>
+    <w:lvl w:ilvl="4" w:tentative="1">
+      <w:start w:val="1"/>
+      <w:numFmt w:val="decimal"/>
+      <w:lvlText w:val="%5."/>
+      <w:lvlJc w:val="left"/>
+      <w:pPr>
+        <w:tabs>
+          <w:tab w:val="num" w:pos="3600"/>
+        </w:tabs>
+        <w:ind w:left="3600" w:hanging="360"/>
+      </w:pPr>
+    </w:lvl>
+    <w:lvl w:ilvl="5" w:tentative="1">
+      <w:start w:val="1"/>
+      <w:numFmt w:val="decimal"/>
+      <w:lvlText w:val="%6."/>
+      <w:lvlJc w:val="left"/>
+      <w:pPr>
+        <w:tabs>
+          <w:tab w:val="num" w:pos="4320"/>
+        </w:tabs>
+        <w:ind w:left="4320" w:hanging="360"/>
+      </w:pPr>
+    </w:lvl>
+    <w:lvl w:ilvl="6" w:tentative="1">
+      <w:start w:val="1"/>
+      <w:numFmt w:val="decimal"/>
+      <w:lvlText w:val="%7."/>
+      <w:lvlJc w:val="left"/>
+      <w:pPr>
+        <w:tabs>
+          <w:tab w:val="num" w:pos="5040"/>
+        </w:tabs>
+        <w:ind w:left="5040" w:hanging="360"/>
+      </w:pPr>
+    </w:lvl>
+    <w:lvl w:ilvl="7" w:tentative="1">
+      <w:start w:val="1"/>
+      <w:numFmt w:val="decimal"/>
+      <w:lvlText w:val="%8."/>
+      <w:lvlJc w:val="left"/>
+      <w:pPr>
+        <w:tabs>
+          <w:tab w:val="num" w:pos="5760"/>
+        </w:tabs>
+        <w:ind w:left="5760" w:hanging="360"/>
+      </w:pPr>
+    </w:lvl>
+    <w:lvl w:ilvl="8" w:tentative="1">
+      <w:start w:val="1"/>
+      <w:numFmt w:val="decimal"/>
+      <w:lvlText w:val="%9."/>
+      <w:lvlJc w:val="left"/>
+      <w:pPr>
+        <w:tabs>
+          <w:tab w:val="num" w:pos="6480"/>
+        </w:tabs>
+        <w:ind w:left="6480" w:hanging="360"/>
+      </w:pPr>
+    </w:lvl>
+  </w:abstractNum>
+  <w:abstractNum w:abstractNumId="2" w15:restartNumberingAfterBreak="0">
+    <w:nsid w:val="17C8150B"/>
+    <w:multiLevelType w:val="multilevel"/>
+    <w:tmpl w:val="DE782C32"/>
+    <w:lvl w:ilvl="0">
+      <w:start w:val="1"/>
+      <w:numFmt w:val="decimal"/>
+      <w:lvlText w:val="%1."/>
+      <w:lvlJc w:val="left"/>
+      <w:pPr>
+        <w:tabs>
+          <w:tab w:val="num" w:pos="720"/>
+        </w:tabs>
+        <w:ind w:left="720" w:hanging="360"/>
+      </w:pPr>
+    </w:lvl>
+    <w:lvl w:ilvl="1" w:tentative="1">
+      <w:start w:val="1"/>
+      <w:numFmt w:val="decimal"/>
+      <w:lvlText w:val="%2."/>
+      <w:lvlJc w:val="left"/>
+      <w:pPr>
+        <w:tabs>
+          <w:tab w:val="num" w:pos="1440"/>
+        </w:tabs>
+        <w:ind w:left="1440" w:hanging="360"/>
+      </w:pPr>
+    </w:lvl>
+    <w:lvl w:ilvl="2" w:tentative="1">
+      <w:start w:val="1"/>
+      <w:numFmt w:val="decimal"/>
+      <w:lvlText w:val="%3."/>
+      <w:lvlJc w:val="left"/>
+      <w:pPr>
+        <w:tabs>
+          <w:tab w:val="num" w:pos="2160"/>
+        </w:tabs>
+        <w:ind w:left="2160" w:hanging="360"/>
+      </w:pPr>
+    </w:lvl>
+    <w:lvl w:ilvl="3" w:tentative="1">
+      <w:start w:val="1"/>
+      <w:numFmt w:val="decimal"/>
+      <w:lvlText w:val="%4."/>
+      <w:lvlJc w:val="left"/>
+      <w:pPr>
+        <w:tabs>
+          <w:tab w:val="num" w:pos="2880"/>
+        </w:tabs>
+        <w:ind w:left="2880" w:hanging="360"/>
+      </w:pPr>
+    </w:lvl>
+    <w:lvl w:ilvl="4" w:tentative="1">
+      <w:start w:val="1"/>
+      <w:numFmt w:val="decimal"/>
+      <w:lvlText w:val="%5."/>
+      <w:lvlJc w:val="left"/>
+      <w:pPr>
+        <w:tabs>
+          <w:tab w:val="num" w:pos="3600"/>
+        </w:tabs>
+        <w:ind w:left="3600" w:hanging="360"/>
+      </w:pPr>
+    </w:lvl>
+    <w:lvl w:ilvl="5" w:tentative="1">
+      <w:start w:val="1"/>
+      <w:numFmt w:val="decimal"/>
+      <w:lvlText w:val="%6."/>
+      <w:lvlJc w:val="left"/>
+      <w:pPr>
+        <w:tabs>
+          <w:tab w:val="num" w:pos="4320"/>
+        </w:tabs>
+        <w:ind w:left="4320" w:hanging="360"/>
+      </w:pPr>
+    </w:lvl>
+    <w:lvl w:ilvl="6" w:tentative="1">
+      <w:start w:val="1"/>
+      <w:numFmt w:val="decimal"/>
+      <w:lvlText w:val="%7."/>
+      <w:lvlJc w:val="left"/>
+      <w:pPr>
+        <w:tabs>
+          <w:tab w:val="num" w:pos="5040"/>
+        </w:tabs>
+        <w:ind w:left="5040" w:hanging="360"/>
+      </w:pPr>
+    </w:lvl>
+    <w:lvl w:ilvl="7" w:tentative="1">
+      <w:start w:val="1"/>
+      <w:numFmt w:val="decimal"/>
+      <w:lvlText w:val="%8."/>
+      <w:lvlJc w:val="left"/>
+      <w:pPr>
+        <w:tabs>
+          <w:tab w:val="num" w:pos="5760"/>
+        </w:tabs>
+        <w:ind w:left="5760" w:hanging="360"/>
+      </w:pPr>
+    </w:lvl>
+    <w:lvl w:ilvl="8" w:tentative="1">
+      <w:start w:val="1"/>
+      <w:numFmt w:val="decimal"/>
+      <w:lvlText w:val="%9."/>
+      <w:lvlJc w:val="left"/>
+      <w:pPr>
+        <w:tabs>
+          <w:tab w:val="num" w:pos="6480"/>
+        </w:tabs>
+        <w:ind w:left="6480" w:hanging="360"/>
+      </w:pPr>
+    </w:lvl>
+  </w:abstractNum>
+  <w:abstractNum w:abstractNumId="3" w15:restartNumberingAfterBreak="0">
+    <w:nsid w:val="1F826D7F"/>
+    <w:multiLevelType w:val="multilevel"/>
+    <w:tmpl w:val="BCDE0F44"/>
+    <w:lvl w:ilvl="0">
+      <w:start w:val="1"/>
+      <w:numFmt w:val="bullet"/>
+      <w:lvlText w:val=""/>
+      <w:lvlJc w:val="left"/>
+      <w:pPr>
+        <w:tabs>
+          <w:tab w:val="num" w:pos="720"/>
+        </w:tabs>
+        <w:ind w:left="720" w:hanging="360"/>
+      </w:pPr>
+      <w:rPr>
+        <w:rFonts w:ascii="Symbol" w:hAnsi="Symbol" w:hint="default"/>
+        <w:sz w:val="20"/>
+      </w:rPr>
+    </w:lvl>
+    <w:lvl w:ilvl="1" w:tentative="1">
+      <w:start w:val="1"/>
+      <w:numFmt w:val="bullet"/>
+      <w:lvlText w:val="o"/>
+      <w:lvlJc w:val="left"/>
+      <w:pPr>
+        <w:tabs>
+          <w:tab w:val="num" w:pos="1440"/>
+        </w:tabs>
+        <w:ind w:left="1440" w:hanging="360"/>
+      </w:pPr>
+      <w:rPr>
+        <w:rFonts w:ascii="Courier New" w:hAnsi="Courier New" w:hint="default"/>
+        <w:sz w:val="20"/>
+      </w:rPr>
+    </w:lvl>
+    <w:lvl w:ilvl="2" w:tentative="1">
+      <w:start w:val="1"/>
+      <w:numFmt w:val="bullet"/>
+      <w:lvlText w:val=""/>
+      <w:lvlJc w:val="left"/>
+      <w:pPr>
+        <w:tabs>
+          <w:tab w:val="num" w:pos="2160"/>
+        </w:tabs>
+        <w:ind w:left="2160" w:hanging="360"/>
+      </w:pPr>
+      <w:rPr>
+        <w:rFonts w:ascii="Wingdings" w:hAnsi="Wingdings" w:hint="default"/>
+        <w:sz w:val="20"/>
+      </w:rPr>
+    </w:lvl>
+    <w:lvl w:ilvl="3" w:tentative="1">
+      <w:start w:val="1"/>
+      <w:numFmt w:val="bullet"/>
+      <w:lvlText w:val=""/>
+      <w:lvlJc w:val="left"/>
+      <w:pPr>
+        <w:tabs>
+          <w:tab w:val="num" w:pos="2880"/>
+        </w:tabs>
+        <w:ind w:left="2880" w:hanging="360"/>
+      </w:pPr>
+      <w:rPr>
+        <w:rFonts w:ascii="Wingdings" w:hAnsi="Wingdings" w:hint="default"/>
+        <w:sz w:val="20"/>
+      </w:rPr>
+    </w:lvl>
+    <w:lvl w:ilvl="4" w:tentative="1">
+      <w:start w:val="1"/>
+      <w:numFmt w:val="bullet"/>
+      <w:lvlText w:val=""/>
+      <w:lvlJc w:val="left"/>
+      <w:pPr>
+        <w:tabs>
+          <w:tab w:val="num" w:pos="3600"/>
+        </w:tabs>
+        <w:ind w:left="3600" w:hanging="360"/>
+      </w:pPr>
+      <w:rPr>
+        <w:rFonts w:ascii="Wingdings" w:hAnsi="Wingdings" w:hint="default"/>
+        <w:sz w:val="20"/>
+      </w:rPr>
+    </w:lvl>
+    <w:lvl w:ilvl="5" w:tentative="1">
+      <w:start w:val="1"/>
+      <w:numFmt w:val="bullet"/>
+      <w:lvlText w:val=""/>
+      <w:lvlJc w:val="left"/>
+      <w:pPr>
+        <w:tabs>
+          <w:tab w:val="num" w:pos="4320"/>
+        </w:tabs>
+        <w:ind w:left="4320" w:hanging="360"/>
+      </w:pPr>
+      <w:rPr>
+        <w:rFonts w:ascii="Wingdings" w:hAnsi="Wingdings" w:hint="default"/>
+        <w:sz w:val="20"/>
+      </w:rPr>
+    </w:lvl>
+    <w:lvl w:ilvl="6" w:tentative="1">
+      <w:start w:val="1"/>
+      <w:numFmt w:val="bullet"/>
+      <w:lvlText w:val=""/>
+      <w:lvlJc w:val="left"/>
+      <w:pPr>
+        <w:tabs>
+          <w:tab w:val="num" w:pos="5040"/>
+        </w:tabs>
+        <w:ind w:left="5040" w:hanging="360"/>
+      </w:pPr>
+      <w:rPr>
+        <w:rFonts w:ascii="Wingdings" w:hAnsi="Wingdings" w:hint="default"/>
+        <w:sz w:val="20"/>
+      </w:rPr>
+    </w:lvl>
+    <w:lvl w:ilvl="7" w:tentative="1">
+      <w:start w:val="1"/>
+      <w:numFmt w:val="bullet"/>
+      <w:lvlText w:val=""/>
+      <w:lvlJc w:val="left"/>
+      <w:pPr>
+        <w:tabs>
+          <w:tab w:val="num" w:pos="5760"/>
+        </w:tabs>
+        <w:ind w:left="5760" w:hanging="360"/>
+      </w:pPr>
+      <w:rPr>
+        <w:rFonts w:ascii="Wingdings" w:hAnsi="Wingdings" w:hint="default"/>
+        <w:sz w:val="20"/>
+      </w:rPr>
+    </w:lvl>
+    <w:lvl w:ilvl="8" w:tentative="1">
+      <w:start w:val="1"/>
+      <w:numFmt w:val="bullet"/>
+      <w:lvlText w:val=""/>
+      <w:lvlJc w:val="left"/>
+      <w:pPr>
+        <w:tabs>
+          <w:tab w:val="num" w:pos="6480"/>
+        </w:tabs>
+        <w:ind w:left="6480" w:hanging="360"/>
+      </w:pPr>
+      <w:rPr>
+        <w:rFonts w:ascii="Wingdings" w:hAnsi="Wingdings" w:hint="default"/>
+        <w:sz w:val="20"/>
+      </w:rPr>
+    </w:lvl>
+  </w:abstractNum>
+  <w:abstractNum w:abstractNumId="4" w15:restartNumberingAfterBreak="0">
+    <w:nsid w:val="2C6C6FE6"/>
+    <w:multiLevelType w:val="multilevel"/>
+    <w:tmpl w:val="3056A11C"/>
+    <w:lvl w:ilvl="0">
+      <w:start w:val="1"/>
+      <w:numFmt w:val="bullet"/>
+      <w:lvlText w:val=""/>
+      <w:lvlJc w:val="left"/>
+      <w:pPr>
+        <w:tabs>
+          <w:tab w:val="num" w:pos="720"/>
+        </w:tabs>
+        <w:ind w:left="720" w:hanging="360"/>
+      </w:pPr>
+      <w:rPr>
+        <w:rFonts w:ascii="Symbol" w:hAnsi="Symbol" w:hint="default"/>
+        <w:sz w:val="20"/>
+      </w:rPr>
+    </w:lvl>
+    <w:lvl w:ilvl="1" w:tentative="1">
+      <w:start w:val="1"/>
+      <w:numFmt w:val="bullet"/>
+      <w:lvlText w:val="o"/>
+      <w:lvlJc w:val="left"/>
+      <w:pPr>
+        <w:tabs>
+          <w:tab w:val="num" w:pos="1440"/>
+        </w:tabs>
+        <w:ind w:left="1440" w:hanging="360"/>
+      </w:pPr>
+      <w:rPr>
+        <w:rFonts w:ascii="Courier New" w:hAnsi="Courier New" w:hint="default"/>
+        <w:sz w:val="20"/>
+      </w:rPr>
+    </w:lvl>
+    <w:lvl w:ilvl="2" w:tentative="1">
+      <w:start w:val="1"/>
+      <w:numFmt w:val="bullet"/>
+      <w:lvlText w:val=""/>
+      <w:lvlJc w:val="left"/>
+      <w:pPr>
+        <w:tabs>
+          <w:tab w:val="num" w:pos="2160"/>
+        </w:tabs>
+        <w:ind w:left="2160" w:hanging="360"/>
+      </w:pPr>
+      <w:rPr>
+        <w:rFonts w:ascii="Wingdings" w:hAnsi="Wingdings" w:hint="default"/>
+        <w:sz w:val="20"/>
+      </w:rPr>
+    </w:lvl>
+    <w:lvl w:ilvl="3" w:tentative="1">
+      <w:start w:val="1"/>
+      <w:numFmt w:val="bullet"/>
+      <w:lvlText w:val=""/>
+      <w:lvlJc w:val="left"/>
+      <w:pPr>
+        <w:tabs>
+          <w:tab w:val="num" w:pos="2880"/>
+        </w:tabs>
+        <w:ind w:left="2880" w:hanging="360"/>
+      </w:pPr>
+      <w:rPr>
+        <w:rFonts w:ascii="Wingdings" w:hAnsi="Wingdings" w:hint="default"/>
+        <w:sz w:val="20"/>
+      </w:rPr>
+    </w:lvl>
+    <w:lvl w:ilvl="4" w:tentative="1">
+      <w:start w:val="1"/>
+      <w:numFmt w:val="bullet"/>
+      <w:lvlText w:val=""/>
+      <w:lvlJc w:val="left"/>
+      <w:pPr>
+        <w:tabs>
+          <w:tab w:val="num" w:pos="3600"/>
+        </w:tabs>
+        <w:ind w:left="3600" w:hanging="360"/>
+      </w:pPr>
+      <w:rPr>
+        <w:rFonts w:ascii="Wingdings" w:hAnsi="Wingdings" w:hint="default"/>
+        <w:sz w:val="20"/>
+      </w:rPr>
+    </w:lvl>
+    <w:lvl w:ilvl="5" w:tentative="1">
+      <w:start w:val="1"/>
+      <w:numFmt w:val="bullet"/>
+      <w:lvlText w:val=""/>
+      <w:lvlJc w:val="left"/>
+      <w:pPr>
+        <w:tabs>
+          <w:tab w:val="num" w:pos="4320"/>
+        </w:tabs>
+        <w:ind w:left="4320" w:hanging="360"/>
+      </w:pPr>
+      <w:rPr>
+        <w:rFonts w:ascii="Wingdings" w:hAnsi="Wingdings" w:hint="default"/>
+        <w:sz w:val="20"/>
+      </w:rPr>
+    </w:lvl>
+    <w:lvl w:ilvl="6" w:tentative="1">
+      <w:start w:val="1"/>
+      <w:numFmt w:val="bullet"/>
+      <w:lvlText w:val=""/>
+      <w:lvlJc w:val="left"/>
+      <w:pPr>
+        <w:tabs>
+          <w:tab w:val="num" w:pos="5040"/>
+        </w:tabs>
+        <w:ind w:left="5040" w:hanging="360"/>
+      </w:pPr>
+      <w:rPr>
+        <w:rFonts w:ascii="Wingdings" w:hAnsi="Wingdings" w:hint="default"/>
+        <w:sz w:val="20"/>
+      </w:rPr>
+    </w:lvl>
+    <w:lvl w:ilvl="7" w:tentative="1">
+      <w:start w:val="1"/>
+      <w:numFmt w:val="bullet"/>
+      <w:lvlText w:val=""/>
+      <w:lvlJc w:val="left"/>
+      <w:pPr>
+        <w:tabs>
+          <w:tab w:val="num" w:pos="5760"/>
+        </w:tabs>
+        <w:ind w:left="5760" w:hanging="360"/>
+      </w:pPr>
+      <w:rPr>
+        <w:rFonts w:ascii="Wingdings" w:hAnsi="Wingdings" w:hint="default"/>
+        <w:sz w:val="20"/>
+      </w:rPr>
+    </w:lvl>
+    <w:lvl w:ilvl="8" w:tentative="1">
+      <w:start w:val="1"/>
+      <w:numFmt w:val="bullet"/>
+      <w:lvlText w:val=""/>
+      <w:lvlJc w:val="left"/>
+      <w:pPr>
+        <w:tabs>
+          <w:tab w:val="num" w:pos="6480"/>
+        </w:tabs>
+        <w:ind w:left="6480" w:hanging="360"/>
+      </w:pPr>
+      <w:rPr>
+        <w:rFonts w:ascii="Wingdings" w:hAnsi="Wingdings" w:hint="default"/>
+        <w:sz w:val="20"/>
+      </w:rPr>
+    </w:lvl>
+  </w:abstractNum>
+  <w:abstractNum w:abstractNumId="5" w15:restartNumberingAfterBreak="0">
+    <w:nsid w:val="39717684"/>
+    <w:multiLevelType w:val="multilevel"/>
+    <w:tmpl w:val="F9A0316A"/>
+    <w:lvl w:ilvl="0">
+      <w:start w:val="1"/>
+      <w:numFmt w:val="bullet"/>
+      <w:lvlText w:val=""/>
+      <w:lvlJc w:val="left"/>
+      <w:pPr>
+        <w:tabs>
+          <w:tab w:val="num" w:pos="720"/>
+        </w:tabs>
+        <w:ind w:left="720" w:hanging="360"/>
+      </w:pPr>
+      <w:rPr>
+        <w:rFonts w:ascii="Symbol" w:hAnsi="Symbol" w:hint="default"/>
+        <w:sz w:val="20"/>
+      </w:rPr>
+    </w:lvl>
+    <w:lvl w:ilvl="1" w:tentative="1">
+      <w:start w:val="1"/>
+      <w:numFmt w:val="bullet"/>
+      <w:lvlText w:val="o"/>
+      <w:lvlJc w:val="left"/>
+      <w:pPr>
+        <w:tabs>
+          <w:tab w:val="num" w:pos="1440"/>
+        </w:tabs>
+        <w:ind w:left="1440" w:hanging="360"/>
+      </w:pPr>
+      <w:rPr>
+        <w:rFonts w:ascii="Courier New" w:hAnsi="Courier New" w:hint="default"/>
+        <w:sz w:val="20"/>
+      </w:rPr>
+    </w:lvl>
+    <w:lvl w:ilvl="2" w:tentative="1">
+      <w:start w:val="1"/>
+      <w:numFmt w:val="bullet"/>
+      <w:lvlText w:val=""/>
+      <w:lvlJc w:val="left"/>
+      <w:pPr>
+        <w:tabs>
+          <w:tab w:val="num" w:pos="2160"/>
+        </w:tabs>
+        <w:ind w:left="2160" w:hanging="360"/>
+      </w:pPr>
+      <w:rPr>
+        <w:rFonts w:ascii="Wingdings" w:hAnsi="Wingdings" w:hint="default"/>
+        <w:sz w:val="20"/>
+      </w:rPr>
+    </w:lvl>
+    <w:lvl w:ilvl="3" w:tentative="1">
+      <w:start w:val="1"/>
+      <w:numFmt w:val="bullet"/>
+      <w:lvlText w:val=""/>
+      <w:lvlJc w:val="left"/>
+      <w:pPr>
+        <w:tabs>
+          <w:tab w:val="num" w:pos="2880"/>
+        </w:tabs>
+        <w:ind w:left="2880" w:hanging="360"/>
+      </w:pPr>
+      <w:rPr>
+        <w:rFonts w:ascii="Wingdings" w:hAnsi="Wingdings" w:hint="default"/>
+        <w:sz w:val="20"/>
+      </w:rPr>
+    </w:lvl>
+    <w:lvl w:ilvl="4" w:tentative="1">
+      <w:start w:val="1"/>
+      <w:numFmt w:val="bullet"/>
+      <w:lvlText w:val=""/>
+      <w:lvlJc w:val="left"/>
+      <w:pPr>
+        <w:tabs>
+          <w:tab w:val="num" w:pos="3600"/>
+        </w:tabs>
+        <w:ind w:left="3600" w:hanging="360"/>
+      </w:pPr>
+      <w:rPr>
+        <w:rFonts w:ascii="Wingdings" w:hAnsi="Wingdings" w:hint="default"/>
+        <w:sz w:val="20"/>
+      </w:rPr>
+    </w:lvl>
+    <w:lvl w:ilvl="5" w:tentative="1">
+      <w:start w:val="1"/>
+      <w:numFmt w:val="bullet"/>
+      <w:lvlText w:val=""/>
+      <w:lvlJc w:val="left"/>
+      <w:pPr>
+        <w:tabs>
+          <w:tab w:val="num" w:pos="4320"/>
+        </w:tabs>
+        <w:ind w:left="4320" w:hanging="360"/>
+      </w:pPr>
+      <w:rPr>
+        <w:rFonts w:ascii="Wingdings" w:hAnsi="Wingdings" w:hint="default"/>
+        <w:sz w:val="20"/>
+      </w:rPr>
+    </w:lvl>
+    <w:lvl w:ilvl="6" w:tentative="1">
+      <w:start w:val="1"/>
+      <w:numFmt w:val="bullet"/>
+      <w:lvlText w:val=""/>
+      <w:lvlJc w:val="left"/>
+      <w:pPr>
+        <w:tabs>
+          <w:tab w:val="num" w:pos="5040"/>
+        </w:tabs>
+        <w:ind w:left="5040" w:hanging="360"/>
+      </w:pPr>
+      <w:rPr>
+        <w:rFonts w:ascii="Wingdings" w:hAnsi="Wingdings" w:hint="default"/>
+        <w:sz w:val="20"/>
+      </w:rPr>
+    </w:lvl>
+    <w:lvl w:ilvl="7" w:tentative="1">
+      <w:start w:val="1"/>
+      <w:numFmt w:val="bullet"/>
+      <w:lvlText w:val=""/>
+      <w:lvlJc w:val="left"/>
+      <w:pPr>
+        <w:tabs>
+          <w:tab w:val="num" w:pos="5760"/>
+        </w:tabs>
+        <w:ind w:left="5760" w:hanging="360"/>
+      </w:pPr>
+      <w:rPr>
+        <w:rFonts w:ascii="Wingdings" w:hAnsi="Wingdings" w:hint="default"/>
+        <w:sz w:val="20"/>
+      </w:rPr>
+    </w:lvl>
+    <w:lvl w:ilvl="8" w:tentative="1">
+      <w:start w:val="1"/>
+      <w:numFmt w:val="bullet"/>
+      <w:lvlText w:val=""/>
+      <w:lvlJc w:val="left"/>
+      <w:pPr>
+        <w:tabs>
+          <w:tab w:val="num" w:pos="6480"/>
+        </w:tabs>
+        <w:ind w:left="6480" w:hanging="360"/>
+      </w:pPr>
+      <w:rPr>
+        <w:rFonts w:ascii="Wingdings" w:hAnsi="Wingdings" w:hint="default"/>
+        <w:sz w:val="20"/>
+      </w:rPr>
+    </w:lvl>
+  </w:abstractNum>
+  <w:abstractNum w:abstractNumId="6" w15:restartNumberingAfterBreak="0">
+    <w:nsid w:val="3ED22D3B"/>
+    <w:multiLevelType w:val="multilevel"/>
+    <w:tmpl w:val="E7E863E0"/>
+    <w:lvl w:ilvl="0">
+      <w:start w:val="1"/>
+      <w:numFmt w:val="decimal"/>
+      <w:lvlText w:val="%1."/>
+      <w:lvlJc w:val="left"/>
+      <w:pPr>
+        <w:tabs>
+          <w:tab w:val="num" w:pos="720"/>
+        </w:tabs>
+        <w:ind w:left="720" w:hanging="360"/>
+      </w:pPr>
+    </w:lvl>
+    <w:lvl w:ilvl="1" w:tentative="1">
+      <w:start w:val="1"/>
+      <w:numFmt w:val="decimal"/>
+      <w:lvlText w:val="%2."/>
+      <w:lvlJc w:val="left"/>
+      <w:pPr>
+        <w:tabs>
+          <w:tab w:val="num" w:pos="1440"/>
+        </w:tabs>
+        <w:ind w:left="1440" w:hanging="360"/>
+      </w:pPr>
+    </w:lvl>
+    <w:lvl w:ilvl="2" w:tentative="1">
+      <w:start w:val="1"/>
+      <w:numFmt w:val="decimal"/>
+      <w:lvlText w:val="%3."/>
+      <w:lvlJc w:val="left"/>
+      <w:pPr>
+        <w:tabs>
+          <w:tab w:val="num" w:pos="2160"/>
+        </w:tabs>
+        <w:ind w:left="2160" w:hanging="360"/>
+      </w:pPr>
+    </w:lvl>
+    <w:lvl w:ilvl="3" w:tentative="1">
+      <w:start w:val="1"/>
+      <w:numFmt w:val="decimal"/>
+      <w:lvlText w:val="%4."/>
+      <w:lvlJc w:val="left"/>
+      <w:pPr>
+        <w:tabs>
+          <w:tab w:val="num" w:pos="2880"/>
+        </w:tabs>
+        <w:ind w:left="2880" w:hanging="360"/>
+      </w:pPr>
+    </w:lvl>
+    <w:lvl w:ilvl="4" w:tentative="1">
+      <w:start w:val="1"/>
+      <w:numFmt w:val="decimal"/>
+      <w:lvlText w:val="%5."/>
+      <w:lvlJc w:val="left"/>
+      <w:pPr>
+        <w:tabs>
+          <w:tab w:val="num" w:pos="3600"/>
+        </w:tabs>
+        <w:ind w:left="3600" w:hanging="360"/>
+      </w:pPr>
+    </w:lvl>
+    <w:lvl w:ilvl="5" w:tentative="1">
+      <w:start w:val="1"/>
+      <w:numFmt w:val="decimal"/>
+      <w:lvlText w:val="%6."/>
+      <w:lvlJc w:val="left"/>
+      <w:pPr>
+        <w:tabs>
+          <w:tab w:val="num" w:pos="4320"/>
+        </w:tabs>
+        <w:ind w:left="4320" w:hanging="360"/>
+      </w:pPr>
+    </w:lvl>
+    <w:lvl w:ilvl="6" w:tentative="1">
+      <w:start w:val="1"/>
+      <w:numFmt w:val="decimal"/>
+      <w:lvlText w:val="%7."/>
+      <w:lvlJc w:val="left"/>
+      <w:pPr>
+        <w:tabs>
+          <w:tab w:val="num" w:pos="5040"/>
+        </w:tabs>
+        <w:ind w:left="5040" w:hanging="360"/>
+      </w:pPr>
+    </w:lvl>
+    <w:lvl w:ilvl="7" w:tentative="1">
+      <w:start w:val="1"/>
+      <w:numFmt w:val="decimal"/>
+      <w:lvlText w:val="%8."/>
+      <w:lvlJc w:val="left"/>
+      <w:pPr>
+        <w:tabs>
+          <w:tab w:val="num" w:pos="5760"/>
+        </w:tabs>
+        <w:ind w:left="5760" w:hanging="360"/>
+      </w:pPr>
+    </w:lvl>
+    <w:lvl w:ilvl="8" w:tentative="1">
+      <w:start w:val="1"/>
+      <w:numFmt w:val="decimal"/>
+      <w:lvlText w:val="%9."/>
+      <w:lvlJc w:val="left"/>
+      <w:pPr>
+        <w:tabs>
+          <w:tab w:val="num" w:pos="6480"/>
+        </w:tabs>
+        <w:ind w:left="6480" w:hanging="360"/>
+      </w:pPr>
+    </w:lvl>
+  </w:abstractNum>
+  <w:abstractNum w:abstractNumId="7" w15:restartNumberingAfterBreak="0">
+    <w:nsid w:val="4BBE0D2B"/>
+    <w:multiLevelType w:val="multilevel"/>
+    <w:tmpl w:val="AC04AB7C"/>
+    <w:lvl w:ilvl="0">
+      <w:start w:val="1"/>
+      <w:numFmt w:val="bullet"/>
+      <w:lvlText w:val=""/>
+      <w:lvlJc w:val="left"/>
+      <w:pPr>
+        <w:tabs>
+          <w:tab w:val="num" w:pos="720"/>
+        </w:tabs>
+        <w:ind w:left="720" w:hanging="360"/>
+      </w:pPr>
+      <w:rPr>
+        <w:rFonts w:ascii="Symbol" w:hAnsi="Symbol" w:hint="default"/>
+        <w:sz w:val="20"/>
+      </w:rPr>
+    </w:lvl>
+    <w:lvl w:ilvl="1" w:tentative="1">
+      <w:start w:val="1"/>
+      <w:numFmt w:val="bullet"/>
+      <w:lvlText w:val="o"/>
+      <w:lvlJc w:val="left"/>
+      <w:pPr>
+        <w:tabs>
+          <w:tab w:val="num" w:pos="1440"/>
+        </w:tabs>
+        <w:ind w:left="1440" w:hanging="360"/>
+      </w:pPr>
+      <w:rPr>
+        <w:rFonts w:ascii="Courier New" w:hAnsi="Courier New" w:hint="default"/>
+        <w:sz w:val="20"/>
+      </w:rPr>
+    </w:lvl>
+    <w:lvl w:ilvl="2" w:tentative="1">
+      <w:start w:val="1"/>
+      <w:numFmt w:val="bullet"/>
+      <w:lvlText w:val=""/>
+      <w:lvlJc w:val="left"/>
+      <w:pPr>
+        <w:tabs>
+          <w:tab w:val="num" w:pos="2160"/>
+        </w:tabs>
+        <w:ind w:left="2160" w:hanging="360"/>
+      </w:pPr>
+      <w:rPr>
+        <w:rFonts w:ascii="Wingdings" w:hAnsi="Wingdings" w:hint="default"/>
+        <w:sz w:val="20"/>
+      </w:rPr>
+    </w:lvl>
+    <w:lvl w:ilvl="3" w:tentative="1">
+      <w:start w:val="1"/>
+      <w:numFmt w:val="bullet"/>
+      <w:lvlText w:val=""/>
+      <w:lvlJc w:val="left"/>
+      <w:pPr>
+        <w:tabs>
+          <w:tab w:val="num" w:pos="2880"/>
+        </w:tabs>
+        <w:ind w:left="2880" w:hanging="360"/>
+      </w:pPr>
+      <w:rPr>
+        <w:rFonts w:ascii="Wingdings" w:hAnsi="Wingdings" w:hint="default"/>
+        <w:sz w:val="20"/>
+      </w:rPr>
+    </w:lvl>
+    <w:lvl w:ilvl="4" w:tentative="1">
+      <w:start w:val="1"/>
+      <w:numFmt w:val="bullet"/>
+      <w:lvlText w:val=""/>
+      <w:lvlJc w:val="left"/>
+      <w:pPr>
+        <w:tabs>
+          <w:tab w:val="num" w:pos="3600"/>
+        </w:tabs>
+        <w:ind w:left="3600" w:hanging="360"/>
+      </w:pPr>
+      <w:rPr>
+        <w:rFonts w:ascii="Wingdings" w:hAnsi="Wingdings" w:hint="default"/>
+        <w:sz w:val="20"/>
+      </w:rPr>
+    </w:lvl>
+    <w:lvl w:ilvl="5" w:tentative="1">
+      <w:start w:val="1"/>
+      <w:numFmt w:val="bullet"/>
+      <w:lvlText w:val=""/>
+      <w:lvlJc w:val="left"/>
+      <w:pPr>
+        <w:tabs>
+          <w:tab w:val="num" w:pos="4320"/>
+        </w:tabs>
+        <w:ind w:left="4320" w:hanging="360"/>
+      </w:pPr>
+      <w:rPr>
+        <w:rFonts w:ascii="Wingdings" w:hAnsi="Wingdings" w:hint="default"/>
+        <w:sz w:val="20"/>
+      </w:rPr>
+    </w:lvl>
+    <w:lvl w:ilvl="6" w:tentative="1">
+      <w:start w:val="1"/>
+      <w:numFmt w:val="bullet"/>
+      <w:lvlText w:val=""/>
+      <w:lvlJc w:val="left"/>
+      <w:pPr>
+        <w:tabs>
+          <w:tab w:val="num" w:pos="5040"/>
+        </w:tabs>
+        <w:ind w:left="5040" w:hanging="360"/>
+      </w:pPr>
+      <w:rPr>
+        <w:rFonts w:ascii="Wingdings" w:hAnsi="Wingdings" w:hint="default"/>
+        <w:sz w:val="20"/>
+      </w:rPr>
+    </w:lvl>
+    <w:lvl w:ilvl="7" w:tentative="1">
+      <w:start w:val="1"/>
+      <w:numFmt w:val="bullet"/>
+      <w:lvlText w:val=""/>
+      <w:lvlJc w:val="left"/>
+      <w:pPr>
+        <w:tabs>
+          <w:tab w:val="num" w:pos="5760"/>
+        </w:tabs>
+        <w:ind w:left="5760" w:hanging="360"/>
+      </w:pPr>
+      <w:rPr>
+        <w:rFonts w:ascii="Wingdings" w:hAnsi="Wingdings" w:hint="default"/>
+        <w:sz w:val="20"/>
+      </w:rPr>
+    </w:lvl>
+    <w:lvl w:ilvl="8" w:tentative="1">
+      <w:start w:val="1"/>
+      <w:numFmt w:val="bullet"/>
+      <w:lvlText w:val=""/>
+      <w:lvlJc w:val="left"/>
+      <w:pPr>
+        <w:tabs>
+          <w:tab w:val="num" w:pos="6480"/>
+        </w:tabs>
+        <w:ind w:left="6480" w:hanging="360"/>
+      </w:pPr>
+      <w:rPr>
+        <w:rFonts w:ascii="Wingdings" w:hAnsi="Wingdings" w:hint="default"/>
+        <w:sz w:val="20"/>
+      </w:rPr>
+    </w:lvl>
+  </w:abstractNum>
+  <w:abstractNum w:abstractNumId="8" w15:restartNumberingAfterBreak="0">
+    <w:nsid w:val="4E4C7FF4"/>
+    <w:multiLevelType w:val="multilevel"/>
+    <w:tmpl w:val="F2149C22"/>
+    <w:lvl w:ilvl="0">
+      <w:start w:val="1"/>
+      <w:numFmt w:val="bullet"/>
+      <w:lvlText w:val=""/>
+      <w:lvlJc w:val="left"/>
+      <w:pPr>
+        <w:tabs>
+          <w:tab w:val="num" w:pos="720"/>
+        </w:tabs>
+        <w:ind w:left="720" w:hanging="360"/>
+      </w:pPr>
+      <w:rPr>
+        <w:rFonts w:ascii="Symbol" w:hAnsi="Symbol" w:hint="default"/>
+        <w:sz w:val="20"/>
+      </w:rPr>
+    </w:lvl>
+    <w:lvl w:ilvl="1" w:tentative="1">
+      <w:start w:val="1"/>
+      <w:numFmt w:val="bullet"/>
+      <w:lvlText w:val="o"/>
+      <w:lvlJc w:val="left"/>
+      <w:pPr>
+        <w:tabs>
+          <w:tab w:val="num" w:pos="1440"/>
+        </w:tabs>
+        <w:ind w:left="1440" w:hanging="360"/>
+      </w:pPr>
+      <w:rPr>
+        <w:rFonts w:ascii="Courier New" w:hAnsi="Courier New" w:hint="default"/>
+        <w:sz w:val="20"/>
+      </w:rPr>
+    </w:lvl>
+    <w:lvl w:ilvl="2" w:tentative="1">
+      <w:start w:val="1"/>
+      <w:numFmt w:val="bullet"/>
+      <w:lvlText w:val=""/>
+      <w:lvlJc w:val="left"/>
+      <w:pPr>
+        <w:tabs>
+          <w:tab w:val="num" w:pos="2160"/>
+        </w:tabs>
+        <w:ind w:left="2160" w:hanging="360"/>
+      </w:pPr>
+      <w:rPr>
+        <w:rFonts w:ascii="Wingdings" w:hAnsi="Wingdings" w:hint="default"/>
+        <w:sz w:val="20"/>
+      </w:rPr>
+    </w:lvl>
+    <w:lvl w:ilvl="3" w:tentative="1">
+      <w:start w:val="1"/>
+      <w:numFmt w:val="bullet"/>
+      <w:lvlText w:val=""/>
+      <w:lvlJc w:val="left"/>
+      <w:pPr>
+        <w:tabs>
+          <w:tab w:val="num" w:pos="2880"/>
+        </w:tabs>
+        <w:ind w:left="2880" w:hanging="360"/>
+      </w:pPr>
+      <w:rPr>
+        <w:rFonts w:ascii="Wingdings" w:hAnsi="Wingdings" w:hint="default"/>
+        <w:sz w:val="20"/>
+      </w:rPr>
+    </w:lvl>
+    <w:lvl w:ilvl="4" w:tentative="1">
+      <w:start w:val="1"/>
+      <w:numFmt w:val="bullet"/>
+      <w:lvlText w:val=""/>
+      <w:lvlJc w:val="left"/>
+      <w:pPr>
+        <w:tabs>
+          <w:tab w:val="num" w:pos="3600"/>
+        </w:tabs>
+        <w:ind w:left="3600" w:hanging="360"/>
+      </w:pPr>
+      <w:rPr>
+        <w:rFonts w:ascii="Wingdings" w:hAnsi="Wingdings" w:hint="default"/>
+        <w:sz w:val="20"/>
+      </w:rPr>
+    </w:lvl>
+    <w:lvl w:ilvl="5" w:tentative="1">
+      <w:start w:val="1"/>
+      <w:numFmt w:val="bullet"/>
+      <w:lvlText w:val=""/>
+      <w:lvlJc w:val="left"/>
+      <w:pPr>
+        <w:tabs>
+          <w:tab w:val="num" w:pos="4320"/>
+        </w:tabs>
+        <w:ind w:left="4320" w:hanging="360"/>
+      </w:pPr>
+      <w:rPr>
+        <w:rFonts w:ascii="Wingdings" w:hAnsi="Wingdings" w:hint="default"/>
+        <w:sz w:val="20"/>
+      </w:rPr>
+    </w:lvl>
+    <w:lvl w:ilvl="6" w:tentative="1">
+      <w:start w:val="1"/>
+      <w:numFmt w:val="bullet"/>
+      <w:lvlText w:val=""/>
+      <w:lvlJc w:val="left"/>
+      <w:pPr>
+        <w:tabs>
+          <w:tab w:val="num" w:pos="5040"/>
+        </w:tabs>
+        <w:ind w:left="5040" w:hanging="360"/>
+      </w:pPr>
+      <w:rPr>
+        <w:rFonts w:ascii="Wingdings" w:hAnsi="Wingdings" w:hint="default"/>
+        <w:sz w:val="20"/>
+      </w:rPr>
+    </w:lvl>
+    <w:lvl w:ilvl="7" w:tentative="1">
+      <w:start w:val="1"/>
+      <w:numFmt w:val="bullet"/>
+      <w:lvlText w:val=""/>
+      <w:lvlJc w:val="left"/>
+      <w:pPr>
+        <w:tabs>
+          <w:tab w:val="num" w:pos="5760"/>
+        </w:tabs>
+        <w:ind w:left="5760" w:hanging="360"/>
+      </w:pPr>
+      <w:rPr>
+        <w:rFonts w:ascii="Wingdings" w:hAnsi="Wingdings" w:hint="default"/>
+        <w:sz w:val="20"/>
+      </w:rPr>
+    </w:lvl>
+    <w:lvl w:ilvl="8" w:tentative="1">
+      <w:start w:val="1"/>
+      <w:numFmt w:val="bullet"/>
+      <w:lvlText w:val=""/>
+      <w:lvlJc w:val="left"/>
+      <w:pPr>
+        <w:tabs>
+          <w:tab w:val="num" w:pos="6480"/>
+        </w:tabs>
+        <w:ind w:left="6480" w:hanging="360"/>
+      </w:pPr>
+      <w:rPr>
+        <w:rFonts w:ascii="Wingdings" w:hAnsi="Wingdings" w:hint="default"/>
+        <w:sz w:val="20"/>
+      </w:rPr>
+    </w:lvl>
+  </w:abstractNum>
+  <w:abstractNum w:abstractNumId="9" w15:restartNumberingAfterBreak="0">
+    <w:nsid w:val="54D66E4A"/>
+    <w:multiLevelType w:val="multilevel"/>
+    <w:tmpl w:val="B66E19D0"/>
+    <w:lvl w:ilvl="0">
+      <w:start w:val="1"/>
+      <w:numFmt w:val="bullet"/>
+      <w:lvlText w:val=""/>
+      <w:lvlJc w:val="left"/>
+      <w:pPr>
+        <w:tabs>
+          <w:tab w:val="num" w:pos="720"/>
+        </w:tabs>
+        <w:ind w:left="720" w:hanging="360"/>
+      </w:pPr>
+      <w:rPr>
+        <w:rFonts w:ascii="Symbol" w:hAnsi="Symbol" w:hint="default"/>
+        <w:sz w:val="20"/>
+      </w:rPr>
+    </w:lvl>
+    <w:lvl w:ilvl="1" w:tentative="1">
+      <w:start w:val="1"/>
+      <w:numFmt w:val="bullet"/>
+      <w:lvlText w:val="o"/>
+      <w:lvlJc w:val="left"/>
+      <w:pPr>
+        <w:tabs>
+          <w:tab w:val="num" w:pos="1440"/>
+        </w:tabs>
+        <w:ind w:left="1440" w:hanging="360"/>
+      </w:pPr>
+      <w:rPr>
+        <w:rFonts w:ascii="Courier New" w:hAnsi="Courier New" w:hint="default"/>
+        <w:sz w:val="20"/>
+      </w:rPr>
+    </w:lvl>
+    <w:lvl w:ilvl="2" w:tentative="1">
+      <w:start w:val="1"/>
+      <w:numFmt w:val="bullet"/>
+      <w:lvlText w:val=""/>
+      <w:lvlJc w:val="left"/>
+      <w:pPr>
+        <w:tabs>
+          <w:tab w:val="num" w:pos="2160"/>
+        </w:tabs>
+        <w:ind w:left="2160" w:hanging="360"/>
+      </w:pPr>
+      <w:rPr>
+        <w:rFonts w:ascii="Wingdings" w:hAnsi="Wingdings" w:hint="default"/>
+        <w:sz w:val="20"/>
+      </w:rPr>
+    </w:lvl>
+    <w:lvl w:ilvl="3" w:tentative="1">
+      <w:start w:val="1"/>
+      <w:numFmt w:val="bullet"/>
+      <w:lvlText w:val=""/>
+      <w:lvlJc w:val="left"/>
+      <w:pPr>
+        <w:tabs>
+          <w:tab w:val="num" w:pos="2880"/>
+        </w:tabs>
+        <w:ind w:left="2880" w:hanging="360"/>
+      </w:pPr>
+      <w:rPr>
+        <w:rFonts w:ascii="Wingdings" w:hAnsi="Wingdings" w:hint="default"/>
+        <w:sz w:val="20"/>
+      </w:rPr>
+    </w:lvl>
+    <w:lvl w:ilvl="4" w:tentative="1">
+      <w:start w:val="1"/>
+      <w:numFmt w:val="bullet"/>
+      <w:lvlText w:val=""/>
+      <w:lvlJc w:val="left"/>
+      <w:pPr>
+        <w:tabs>
+          <w:tab w:val="num" w:pos="3600"/>
+        </w:tabs>
+        <w:ind w:left="3600" w:hanging="360"/>
+      </w:pPr>
+      <w:rPr>
+        <w:rFonts w:ascii="Wingdings" w:hAnsi="Wingdings" w:hint="default"/>
+        <w:sz w:val="20"/>
+      </w:rPr>
+    </w:lvl>
+    <w:lvl w:ilvl="5" w:tentative="1">
+      <w:start w:val="1"/>
+      <w:numFmt w:val="bullet"/>
+      <w:lvlText w:val=""/>
+      <w:lvlJc w:val="left"/>
+      <w:pPr>
+        <w:tabs>
+          <w:tab w:val="num" w:pos="4320"/>
+        </w:tabs>
+        <w:ind w:left="4320" w:hanging="360"/>
+      </w:pPr>
+      <w:rPr>
+        <w:rFonts w:ascii="Wingdings" w:hAnsi="Wingdings" w:hint="default"/>
+        <w:sz w:val="20"/>
+      </w:rPr>
+    </w:lvl>
+    <w:lvl w:ilvl="6" w:tentative="1">
+      <w:start w:val="1"/>
+      <w:numFmt w:val="bullet"/>
+      <w:lvlText w:val=""/>
+      <w:lvlJc w:val="left"/>
+      <w:pPr>
+        <w:tabs>
+          <w:tab w:val="num" w:pos="5040"/>
+        </w:tabs>
+        <w:ind w:left="5040" w:hanging="360"/>
+      </w:pPr>
+      <w:rPr>
+        <w:rFonts w:ascii="Wingdings" w:hAnsi="Wingdings" w:hint="default"/>
+        <w:sz w:val="20"/>
+      </w:rPr>
+    </w:lvl>
+    <w:lvl w:ilvl="7" w:tentative="1">
+      <w:start w:val="1"/>
+      <w:numFmt w:val="bullet"/>
+      <w:lvlText w:val=""/>
+      <w:lvlJc w:val="left"/>
+      <w:pPr>
+        <w:tabs>
+          <w:tab w:val="num" w:pos="5760"/>
+        </w:tabs>
+        <w:ind w:left="5760" w:hanging="360"/>
+      </w:pPr>
+      <w:rPr>
+        <w:rFonts w:ascii="Wingdings" w:hAnsi="Wingdings" w:hint="default"/>
+        <w:sz w:val="20"/>
+      </w:rPr>
+    </w:lvl>
+    <w:lvl w:ilvl="8" w:tentative="1">
+      <w:start w:val="1"/>
+      <w:numFmt w:val="bullet"/>
+      <w:lvlText w:val=""/>
+      <w:lvlJc w:val="left"/>
+      <w:pPr>
+        <w:tabs>
+          <w:tab w:val="num" w:pos="6480"/>
+        </w:tabs>
+        <w:ind w:left="6480" w:hanging="360"/>
+      </w:pPr>
+      <w:rPr>
+        <w:rFonts w:ascii="Wingdings" w:hAnsi="Wingdings" w:hint="default"/>
+        <w:sz w:val="20"/>
+      </w:rPr>
+    </w:lvl>
+  </w:abstractNum>
+  <w:num w:numId="1" w16cid:durableId="945305710">
+    <w:abstractNumId w:val="8"/>
+  </w:num>
+  <w:num w:numId="2" w16cid:durableId="1489978600">
+    <w:abstractNumId w:val="0"/>
+  </w:num>
+  <w:num w:numId="3" w16cid:durableId="258220065">
+    <w:abstractNumId w:val="5"/>
+  </w:num>
+  <w:num w:numId="4" w16cid:durableId="358821945">
+    <w:abstractNumId w:val="7"/>
+  </w:num>
+  <w:num w:numId="5" w16cid:durableId="226378232">
+    <w:abstractNumId w:val="6"/>
+  </w:num>
+  <w:num w:numId="6" w16cid:durableId="689843292">
+    <w:abstractNumId w:val="4"/>
+  </w:num>
+  <w:num w:numId="7" w16cid:durableId="152988504">
+    <w:abstractNumId w:val="1"/>
+  </w:num>
+  <w:num w:numId="8" w16cid:durableId="1454135442">
+    <w:abstractNumId w:val="9"/>
+  </w:num>
+  <w:num w:numId="9" w16cid:durableId="1721053407">
+    <w:abstractNumId w:val="2"/>
+  </w:num>
+  <w:num w:numId="10" w16cid:durableId="278684032">
+    <w:abstractNumId w:val="3"/>
+  </w:num>
+</w:numbering>
+</file>
+
 <file path=word/styles.xml><?xml version="1.0" encoding="utf-8"?>
-<w:styles xmlns:mc="http://schemas.openxmlformats.org/markup-compatibility/2006" xmlns:r="http://schemas.openxmlformats.org/officeDocument/2006/relationships" xmlns:w="http://schemas.openxmlformats.org/wordprocessingml/2006/main" xmlns:w14="http://schemas.microsoft.com/office/word/2010/wordml" xmlns:w15="http://schemas.microsoft.com/office/word/2012/wordml" xmlns:w16cex="http://schemas.microsoft.com/office/word/2018/wordml/cex" xmlns:w16cid="http://schemas.microsoft.com/office/word/2016/wordml/cid" xmlns:w16="http://schemas.microsoft.com/office/word/2018/wordml" xmlns:w16du="http://schemas.microsoft.com/office/word/2023/wordml/word16du" xmlns:w16sdtdh="http://schemas.microsoft.com/office/word/2020/wordml/sdtdatahash" xmlns:w16se="http://schemas.microsoft.com/office/word/2015/wordml/symex" mc:Ignorable="w14 w15 w16se w16cid w16 w16cex w16sdtdh w16du">
+<w:styles xmlns:mc="http://schemas.openxmlformats.org/markup-compatibility/2006" xmlns:r="http://schemas.openxmlformats.org/officeDocument/2006/relationships" xmlns:w="http://schemas.openxmlformats.org/wordprocessingml/2006/main" xmlns:w14="http://schemas.microsoft.com/office/word/2010/wordml" xmlns:w15="http://schemas.microsoft.com/office/word/2012/wordml" xmlns:w16cex="http://schemas.microsoft.com/office/word/2018/wordml/cex" xmlns:w16cid="http://schemas.microsoft.com/office/word/2016/wordml/cid" xmlns:w16="http://schemas.microsoft.com/office/word/2018/wordml" xmlns:w16du="http://schemas.microsoft.com/office/word/2023/wordml/word16du" xmlns:w16sdtdh="http://schemas.microsoft.com/office/word/2020/wordml/sdtdatahash" xmlns:w16sdtfl="http://schemas.microsoft.com/office/word/2024/wordml/sdtformatlock" xmlns:w16se="http://schemas.microsoft.com/office/word/2015/wordml/symex" mc:Ignorable="w14 w15 w16se w16cid w16 w16cex w16sdtdh w16sdtfl w16du">
   <w:docDefaults>
     <w:rPrDefault>
       <w:rPr>
@@ -3119,7 +5527,6 @@
   <w:style w:type="character" w:default="1" w:styleId="DefaultParagraphFont">
     <w:name w:val="Default Paragraph Font"/>
     <w:uiPriority w:val="1"/>
-    <w:semiHidden/>
     <w:unhideWhenUsed/>
   </w:style>
   <w:style w:type="table" w:default="1" w:styleId="TableNormal">
@@ -3530,6 +5937,29 @@
       <w:szCs w:val="24"/>
     </w:rPr>
   </w:style>
+  <w:style w:type="character" w:styleId="Hyperlink">
+    <w:name w:val="Hyperlink"/>
+    <w:basedOn w:val="DefaultParagraphFont"/>
+    <w:uiPriority w:val="99"/>
+    <w:unhideWhenUsed/>
+    <w:rsid w:val="00727677"/>
+    <w:rPr>
+      <w:color w:val="0563C1" w:themeColor="hyperlink"/>
+      <w:u w:val="single"/>
+    </w:rPr>
+  </w:style>
+  <w:style w:type="character" w:styleId="UnresolvedMention">
+    <w:name w:val="Unresolved Mention"/>
+    <w:basedOn w:val="DefaultParagraphFont"/>
+    <w:uiPriority w:val="99"/>
+    <w:semiHidden/>
+    <w:unhideWhenUsed/>
+    <w:rsid w:val="00727677"/>
+    <w:rPr>
+      <w:color w:val="605E5C"/>
+      <w:shd w:val="clear" w:color="auto" w:fill="E1DFDD"/>
+    </w:rPr>
+  </w:style>
 </w:styles>
 </file>
 
